--- a/Selenium_WebDriver/reports/Medical_History_Test_Report.docx
+++ b/Selenium_WebDriver/reports/Medical_History_Test_Report.docx
@@ -8,8 +8,10 @@
       </w:pPr>
       <w:r>
         <w:rPr>
+          <w:rFonts w:ascii="Times New Roman" w:hAnsi="Times New Roman" w:eastAsia="Times New Roman"/>
           <w:b/>
-          <w:sz w:val="32"/>
+          <w:color w:val="000000"/>
+          <w:sz w:val="26"/>
         </w:rPr>
         <w:t>BÁO CÁO KẾT QUẢ KIỂM THỬ TỰ ĐỘNG</w:t>
         <w:br/>
@@ -21,7 +23,12 @@
         <w:jc w:val="center"/>
       </w:pPr>
       <w:r>
-        <w:t>Thời gian tạo báo cáo: 04/09/2026 01:56:18</w:t>
+        <w:rPr>
+          <w:rFonts w:ascii="Times New Roman" w:hAnsi="Times New Roman" w:eastAsia="Times New Roman"/>
+          <w:color w:val="000000"/>
+          <w:sz w:val="26"/>
+        </w:rPr>
+        <w:t>Thời gian tạo báo cáo: 06/09/2026 19:42:39</w:t>
       </w:r>
     </w:p>
     <w:p/>
@@ -30,6 +37,11 @@
         <w:pStyle w:val="Heading1"/>
       </w:pPr>
       <w:r>
+        <w:rPr>
+          <w:rFonts w:ascii="Times New Roman" w:hAnsi="Times New Roman" w:eastAsia="Times New Roman"/>
+          <w:color w:val="000000"/>
+          <w:sz w:val="26"/>
+        </w:rPr>
         <w:t>1. Tổng quan kết quả</w:t>
       </w:r>
     </w:p>
@@ -50,6 +62,11 @@
           </w:tcPr>
           <w:p>
             <w:r>
+              <w:rPr>
+                <w:rFonts w:ascii="Times New Roman" w:hAnsi="Times New Roman" w:eastAsia="Times New Roman"/>
+                <w:color w:val="000000"/>
+                <w:sz w:val="26"/>
+              </w:rPr>
               <w:t>Nội dung</w:t>
             </w:r>
           </w:p>
@@ -60,6 +77,11 @@
           </w:tcPr>
           <w:p>
             <w:r>
+              <w:rPr>
+                <w:rFonts w:ascii="Times New Roman" w:hAnsi="Times New Roman" w:eastAsia="Times New Roman"/>
+                <w:color w:val="000000"/>
+                <w:sz w:val="26"/>
+              </w:rPr>
               <w:t>Kết quả</w:t>
             </w:r>
           </w:p>
@@ -72,6 +94,11 @@
           </w:tcPr>
           <w:p>
             <w:r>
+              <w:rPr>
+                <w:rFonts w:ascii="Times New Roman" w:hAnsi="Times New Roman" w:eastAsia="Times New Roman"/>
+                <w:color w:val="000000"/>
+                <w:sz w:val="26"/>
+              </w:rPr>
               <w:t>Tổng số Test Case</w:t>
             </w:r>
           </w:p>
@@ -82,6 +109,11 @@
           </w:tcPr>
           <w:p>
             <w:r>
+              <w:rPr>
+                <w:rFonts w:ascii="Times New Roman" w:hAnsi="Times New Roman" w:eastAsia="Times New Roman"/>
+                <w:color w:val="000000"/>
+                <w:sz w:val="26"/>
+              </w:rPr>
               <w:t>6</w:t>
             </w:r>
           </w:p>
@@ -94,6 +126,11 @@
           </w:tcPr>
           <w:p>
             <w:r>
+              <w:rPr>
+                <w:rFonts w:ascii="Times New Roman" w:hAnsi="Times New Roman" w:eastAsia="Times New Roman"/>
+                <w:color w:val="000000"/>
+                <w:sz w:val="26"/>
+              </w:rPr>
               <w:t>Passed</w:t>
             </w:r>
           </w:p>
@@ -104,6 +141,11 @@
           </w:tcPr>
           <w:p>
             <w:r>
+              <w:rPr>
+                <w:rFonts w:ascii="Times New Roman" w:hAnsi="Times New Roman" w:eastAsia="Times New Roman"/>
+                <w:color w:val="000000"/>
+                <w:sz w:val="26"/>
+              </w:rPr>
               <w:t>6</w:t>
             </w:r>
           </w:p>
@@ -116,6 +158,11 @@
           </w:tcPr>
           <w:p>
             <w:r>
+              <w:rPr>
+                <w:rFonts w:ascii="Times New Roman" w:hAnsi="Times New Roman" w:eastAsia="Times New Roman"/>
+                <w:color w:val="000000"/>
+                <w:sz w:val="26"/>
+              </w:rPr>
               <w:t>Failed</w:t>
             </w:r>
           </w:p>
@@ -126,6 +173,11 @@
           </w:tcPr>
           <w:p>
             <w:r>
+              <w:rPr>
+                <w:rFonts w:ascii="Times New Roman" w:hAnsi="Times New Roman" w:eastAsia="Times New Roman"/>
+                <w:color w:val="000000"/>
+                <w:sz w:val="26"/>
+              </w:rPr>
               <w:t>0</w:t>
             </w:r>
           </w:p>
@@ -138,6 +190,11 @@
           </w:tcPr>
           <w:p>
             <w:r>
+              <w:rPr>
+                <w:rFonts w:ascii="Times New Roman" w:hAnsi="Times New Roman" w:eastAsia="Times New Roman"/>
+                <w:color w:val="000000"/>
+                <w:sz w:val="26"/>
+              </w:rPr>
               <w:t>XFailed</w:t>
             </w:r>
           </w:p>
@@ -148,6 +205,11 @@
           </w:tcPr>
           <w:p>
             <w:r>
+              <w:rPr>
+                <w:rFonts w:ascii="Times New Roman" w:hAnsi="Times New Roman" w:eastAsia="Times New Roman"/>
+                <w:color w:val="000000"/>
+                <w:sz w:val="26"/>
+              </w:rPr>
               <w:t>0</w:t>
             </w:r>
           </w:p>
@@ -160,6 +222,11 @@
           </w:tcPr>
           <w:p>
             <w:r>
+              <w:rPr>
+                <w:rFonts w:ascii="Times New Roman" w:hAnsi="Times New Roman" w:eastAsia="Times New Roman"/>
+                <w:color w:val="000000"/>
+                <w:sz w:val="26"/>
+              </w:rPr>
               <w:t>Skipped</w:t>
             </w:r>
           </w:p>
@@ -170,6 +237,11 @@
           </w:tcPr>
           <w:p>
             <w:r>
+              <w:rPr>
+                <w:rFonts w:ascii="Times New Roman" w:hAnsi="Times New Roman" w:eastAsia="Times New Roman"/>
+                <w:color w:val="000000"/>
+                <w:sz w:val="26"/>
+              </w:rPr>
               <w:t>0</w:t>
             </w:r>
           </w:p>
@@ -182,6 +254,11 @@
         <w:pStyle w:val="Heading1"/>
       </w:pPr>
       <w:r>
+        <w:rPr>
+          <w:rFonts w:ascii="Times New Roman" w:hAnsi="Times New Roman" w:eastAsia="Times New Roman"/>
+          <w:color w:val="000000"/>
+          <w:sz w:val="26"/>
+        </w:rPr>
         <w:t>2. Kết quả từng Test Case</w:t>
       </w:r>
     </w:p>
@@ -206,6 +283,11 @@
           </w:tcPr>
           <w:p>
             <w:r>
+              <w:rPr>
+                <w:rFonts w:ascii="Times New Roman" w:hAnsi="Times New Roman" w:eastAsia="Times New Roman"/>
+                <w:color w:val="000000"/>
+                <w:sz w:val="26"/>
+              </w:rPr>
               <w:t>Test Case</w:t>
             </w:r>
           </w:p>
@@ -216,6 +298,11 @@
           </w:tcPr>
           <w:p>
             <w:r>
+              <w:rPr>
+                <w:rFonts w:ascii="Times New Roman" w:hAnsi="Times New Roman" w:eastAsia="Times New Roman"/>
+                <w:color w:val="000000"/>
+                <w:sz w:val="26"/>
+              </w:rPr>
               <w:t>Kết quả</w:t>
             </w:r>
           </w:p>
@@ -226,6 +313,11 @@
           </w:tcPr>
           <w:p>
             <w:r>
+              <w:rPr>
+                <w:rFonts w:ascii="Times New Roman" w:hAnsi="Times New Roman" w:eastAsia="Times New Roman"/>
+                <w:color w:val="000000"/>
+                <w:sz w:val="26"/>
+              </w:rPr>
               <w:t>Thời gian</w:t>
             </w:r>
           </w:p>
@@ -236,6 +328,11 @@
           </w:tcPr>
           <w:p>
             <w:r>
+              <w:rPr>
+                <w:rFonts w:ascii="Times New Roman" w:hAnsi="Times New Roman" w:eastAsia="Times New Roman"/>
+                <w:color w:val="000000"/>
+                <w:sz w:val="26"/>
+              </w:rPr>
               <w:t>Duration (s)</w:t>
             </w:r>
           </w:p>
@@ -246,6 +343,11 @@
           </w:tcPr>
           <w:p>
             <w:r>
+              <w:rPr>
+                <w:rFonts w:ascii="Times New Roman" w:hAnsi="Times New Roman" w:eastAsia="Times New Roman"/>
+                <w:color w:val="000000"/>
+                <w:sz w:val="26"/>
+              </w:rPr>
               <w:t>Screenshot</w:t>
             </w:r>
           </w:p>
@@ -256,6 +358,11 @@
           </w:tcPr>
           <w:p>
             <w:r>
+              <w:rPr>
+                <w:rFonts w:ascii="Times New Roman" w:hAnsi="Times New Roman" w:eastAsia="Times New Roman"/>
+                <w:color w:val="000000"/>
+                <w:sz w:val="26"/>
+              </w:rPr>
               <w:t>Ghi chú</w:t>
             </w:r>
           </w:p>
@@ -268,6 +375,11 @@
           </w:tcPr>
           <w:p>
             <w:r>
+              <w:rPr>
+                <w:rFonts w:ascii="Times New Roman" w:hAnsi="Times New Roman" w:eastAsia="Times New Roman"/>
+                <w:color w:val="000000"/>
+                <w:sz w:val="26"/>
+              </w:rPr>
               <w:t>TC-MEDICALHISTORY-001</w:t>
             </w:r>
           </w:p>
@@ -278,6 +390,11 @@
           </w:tcPr>
           <w:p>
             <w:r>
+              <w:rPr>
+                <w:rFonts w:ascii="Times New Roman" w:hAnsi="Times New Roman" w:eastAsia="Times New Roman"/>
+                <w:color w:val="000000"/>
+                <w:sz w:val="26"/>
+              </w:rPr>
               <w:t>PASSED</w:t>
             </w:r>
           </w:p>
@@ -288,7 +405,12 @@
           </w:tcPr>
           <w:p>
             <w:r>
-              <w:t>04/09/2026 01:54:36</w:t>
+              <w:rPr>
+                <w:rFonts w:ascii="Times New Roman" w:hAnsi="Times New Roman" w:eastAsia="Times New Roman"/>
+                <w:color w:val="000000"/>
+                <w:sz w:val="26"/>
+              </w:rPr>
+              <w:t>06/09/2026 19:26:41</w:t>
             </w:r>
           </w:p>
         </w:tc>
@@ -298,7 +420,12 @@
           </w:tcPr>
           <w:p>
             <w:r>
-              <w:t>19.33</w:t>
+              <w:rPr>
+                <w:rFonts w:ascii="Times New Roman" w:hAnsi="Times New Roman" w:eastAsia="Times New Roman"/>
+                <w:color w:val="000000"/>
+                <w:sz w:val="26"/>
+              </w:rPr>
+              <w:t>19.60</w:t>
             </w:r>
           </w:p>
         </w:tc>
@@ -307,7 +434,13 @@
             <w:tcW w:type="dxa" w:w="1440"/>
           </w:tcPr>
           <w:p>
-            <w:r/>
+            <w:r>
+              <w:rPr>
+                <w:rFonts w:ascii="Times New Roman" w:hAnsi="Times New Roman" w:eastAsia="Times New Roman"/>
+                <w:color w:val="000000"/>
+                <w:sz w:val="26"/>
+              </w:rPr>
+            </w:r>
           </w:p>
         </w:tc>
         <w:tc>
@@ -315,7 +448,13 @@
             <w:tcW w:type="dxa" w:w="1440"/>
           </w:tcPr>
           <w:p>
-            <w:r/>
+            <w:r>
+              <w:rPr>
+                <w:rFonts w:ascii="Times New Roman" w:hAnsi="Times New Roman" w:eastAsia="Times New Roman"/>
+                <w:color w:val="000000"/>
+                <w:sz w:val="26"/>
+              </w:rPr>
+            </w:r>
           </w:p>
         </w:tc>
       </w:tr>
@@ -326,6 +465,11 @@
           </w:tcPr>
           <w:p>
             <w:r>
+              <w:rPr>
+                <w:rFonts w:ascii="Times New Roman" w:hAnsi="Times New Roman" w:eastAsia="Times New Roman"/>
+                <w:color w:val="000000"/>
+                <w:sz w:val="26"/>
+              </w:rPr>
               <w:t>TC-MEDICALHISTORY-002</w:t>
             </w:r>
           </w:p>
@@ -336,6 +480,11 @@
           </w:tcPr>
           <w:p>
             <w:r>
+              <w:rPr>
+                <w:rFonts w:ascii="Times New Roman" w:hAnsi="Times New Roman" w:eastAsia="Times New Roman"/>
+                <w:color w:val="000000"/>
+                <w:sz w:val="26"/>
+              </w:rPr>
               <w:t>PASSED</w:t>
             </w:r>
           </w:p>
@@ -346,7 +495,12 @@
           </w:tcPr>
           <w:p>
             <w:r>
-              <w:t>04/09/2026 01:55:03</w:t>
+              <w:rPr>
+                <w:rFonts w:ascii="Times New Roman" w:hAnsi="Times New Roman" w:eastAsia="Times New Roman"/>
+                <w:color w:val="000000"/>
+                <w:sz w:val="26"/>
+              </w:rPr>
+              <w:t>06/09/2026 19:27:09</w:t>
             </w:r>
           </w:p>
         </w:tc>
@@ -356,7 +510,12 @@
           </w:tcPr>
           <w:p>
             <w:r>
-              <w:t>23.83</w:t>
+              <w:rPr>
+                <w:rFonts w:ascii="Times New Roman" w:hAnsi="Times New Roman" w:eastAsia="Times New Roman"/>
+                <w:color w:val="000000"/>
+                <w:sz w:val="26"/>
+              </w:rPr>
+              <w:t>23.97</w:t>
             </w:r>
           </w:p>
         </w:tc>
@@ -365,7 +524,13 @@
             <w:tcW w:type="dxa" w:w="1440"/>
           </w:tcPr>
           <w:p>
-            <w:r/>
+            <w:r>
+              <w:rPr>
+                <w:rFonts w:ascii="Times New Roman" w:hAnsi="Times New Roman" w:eastAsia="Times New Roman"/>
+                <w:color w:val="000000"/>
+                <w:sz w:val="26"/>
+              </w:rPr>
+            </w:r>
           </w:p>
         </w:tc>
         <w:tc>
@@ -373,7 +538,13 @@
             <w:tcW w:type="dxa" w:w="1440"/>
           </w:tcPr>
           <w:p>
-            <w:r/>
+            <w:r>
+              <w:rPr>
+                <w:rFonts w:ascii="Times New Roman" w:hAnsi="Times New Roman" w:eastAsia="Times New Roman"/>
+                <w:color w:val="000000"/>
+                <w:sz w:val="26"/>
+              </w:rPr>
+            </w:r>
           </w:p>
         </w:tc>
       </w:tr>
@@ -384,6 +555,11 @@
           </w:tcPr>
           <w:p>
             <w:r>
+              <w:rPr>
+                <w:rFonts w:ascii="Times New Roman" w:hAnsi="Times New Roman" w:eastAsia="Times New Roman"/>
+                <w:color w:val="000000"/>
+                <w:sz w:val="26"/>
+              </w:rPr>
               <w:t>TC-MEDICALHISTORY-003</w:t>
             </w:r>
           </w:p>
@@ -394,6 +570,11 @@
           </w:tcPr>
           <w:p>
             <w:r>
+              <w:rPr>
+                <w:rFonts w:ascii="Times New Roman" w:hAnsi="Times New Roman" w:eastAsia="Times New Roman"/>
+                <w:color w:val="000000"/>
+                <w:sz w:val="26"/>
+              </w:rPr>
               <w:t>PASSED</w:t>
             </w:r>
           </w:p>
@@ -404,7 +585,12 @@
           </w:tcPr>
           <w:p>
             <w:r>
-              <w:t>04/09/2026 01:55:34</w:t>
+              <w:rPr>
+                <w:rFonts w:ascii="Times New Roman" w:hAnsi="Times New Roman" w:eastAsia="Times New Roman"/>
+                <w:color w:val="000000"/>
+                <w:sz w:val="26"/>
+              </w:rPr>
+              <w:t>06/09/2026 19:27:39</w:t>
             </w:r>
           </w:p>
         </w:tc>
@@ -414,7 +600,12 @@
           </w:tcPr>
           <w:p>
             <w:r>
-              <w:t>27.28</w:t>
+              <w:rPr>
+                <w:rFonts w:ascii="Times New Roman" w:hAnsi="Times New Roman" w:eastAsia="Times New Roman"/>
+                <w:color w:val="000000"/>
+                <w:sz w:val="26"/>
+              </w:rPr>
+              <w:t>27.56</w:t>
             </w:r>
           </w:p>
         </w:tc>
@@ -423,7 +614,13 @@
             <w:tcW w:type="dxa" w:w="1440"/>
           </w:tcPr>
           <w:p>
-            <w:r/>
+            <w:r>
+              <w:rPr>
+                <w:rFonts w:ascii="Times New Roman" w:hAnsi="Times New Roman" w:eastAsia="Times New Roman"/>
+                <w:color w:val="000000"/>
+                <w:sz w:val="26"/>
+              </w:rPr>
+            </w:r>
           </w:p>
         </w:tc>
         <w:tc>
@@ -431,7 +628,13 @@
             <w:tcW w:type="dxa" w:w="1440"/>
           </w:tcPr>
           <w:p>
-            <w:r/>
+            <w:r>
+              <w:rPr>
+                <w:rFonts w:ascii="Times New Roman" w:hAnsi="Times New Roman" w:eastAsia="Times New Roman"/>
+                <w:color w:val="000000"/>
+                <w:sz w:val="26"/>
+              </w:rPr>
+            </w:r>
           </w:p>
         </w:tc>
       </w:tr>
@@ -442,6 +645,11 @@
           </w:tcPr>
           <w:p>
             <w:r>
+              <w:rPr>
+                <w:rFonts w:ascii="Times New Roman" w:hAnsi="Times New Roman" w:eastAsia="Times New Roman"/>
+                <w:color w:val="000000"/>
+                <w:sz w:val="26"/>
+              </w:rPr>
               <w:t>TC-MEDICALHISTORY-004</w:t>
             </w:r>
           </w:p>
@@ -452,6 +660,11 @@
           </w:tcPr>
           <w:p>
             <w:r>
+              <w:rPr>
+                <w:rFonts w:ascii="Times New Roman" w:hAnsi="Times New Roman" w:eastAsia="Times New Roman"/>
+                <w:color w:val="000000"/>
+                <w:sz w:val="26"/>
+              </w:rPr>
               <w:t>PASSED</w:t>
             </w:r>
           </w:p>
@@ -462,7 +675,12 @@
           </w:tcPr>
           <w:p>
             <w:r>
-              <w:t>04/09/2026 01:55:43</w:t>
+              <w:rPr>
+                <w:rFonts w:ascii="Times New Roman" w:hAnsi="Times New Roman" w:eastAsia="Times New Roman"/>
+                <w:color w:val="000000"/>
+                <w:sz w:val="26"/>
+              </w:rPr>
+              <w:t>06/09/2026 19:27:49</w:t>
             </w:r>
           </w:p>
         </w:tc>
@@ -472,7 +690,12 @@
           </w:tcPr>
           <w:p>
             <w:r>
-              <w:t>5.91</w:t>
+              <w:rPr>
+                <w:rFonts w:ascii="Times New Roman" w:hAnsi="Times New Roman" w:eastAsia="Times New Roman"/>
+                <w:color w:val="000000"/>
+                <w:sz w:val="26"/>
+              </w:rPr>
+              <w:t>5.87</w:t>
             </w:r>
           </w:p>
         </w:tc>
@@ -481,7 +704,13 @@
             <w:tcW w:type="dxa" w:w="1440"/>
           </w:tcPr>
           <w:p>
-            <w:r/>
+            <w:r>
+              <w:rPr>
+                <w:rFonts w:ascii="Times New Roman" w:hAnsi="Times New Roman" w:eastAsia="Times New Roman"/>
+                <w:color w:val="000000"/>
+                <w:sz w:val="26"/>
+              </w:rPr>
+            </w:r>
           </w:p>
         </w:tc>
         <w:tc>
@@ -489,7 +718,13 @@
             <w:tcW w:type="dxa" w:w="1440"/>
           </w:tcPr>
           <w:p>
-            <w:r/>
+            <w:r>
+              <w:rPr>
+                <w:rFonts w:ascii="Times New Roman" w:hAnsi="Times New Roman" w:eastAsia="Times New Roman"/>
+                <w:color w:val="000000"/>
+                <w:sz w:val="26"/>
+              </w:rPr>
+            </w:r>
           </w:p>
         </w:tc>
       </w:tr>
@@ -500,6 +735,11 @@
           </w:tcPr>
           <w:p>
             <w:r>
+              <w:rPr>
+                <w:rFonts w:ascii="Times New Roman" w:hAnsi="Times New Roman" w:eastAsia="Times New Roman"/>
+                <w:color w:val="000000"/>
+                <w:sz w:val="26"/>
+              </w:rPr>
               <w:t>TC-MEDICALHISTORY-005</w:t>
             </w:r>
           </w:p>
@@ -510,6 +750,11 @@
           </w:tcPr>
           <w:p>
             <w:r>
+              <w:rPr>
+                <w:rFonts w:ascii="Times New Roman" w:hAnsi="Times New Roman" w:eastAsia="Times New Roman"/>
+                <w:color w:val="000000"/>
+                <w:sz w:val="26"/>
+              </w:rPr>
               <w:t>PASSED</w:t>
             </w:r>
           </w:p>
@@ -520,7 +765,12 @@
           </w:tcPr>
           <w:p>
             <w:r>
-              <w:t>04/09/2026 01:55:53</w:t>
+              <w:rPr>
+                <w:rFonts w:ascii="Times New Roman" w:hAnsi="Times New Roman" w:eastAsia="Times New Roman"/>
+                <w:color w:val="000000"/>
+                <w:sz w:val="26"/>
+              </w:rPr>
+              <w:t>06/09/2026 19:27:59</w:t>
             </w:r>
           </w:p>
         </w:tc>
@@ -530,7 +780,12 @@
           </w:tcPr>
           <w:p>
             <w:r>
-              <w:t>7.29</w:t>
+              <w:rPr>
+                <w:rFonts w:ascii="Times New Roman" w:hAnsi="Times New Roman" w:eastAsia="Times New Roman"/>
+                <w:color w:val="000000"/>
+                <w:sz w:val="26"/>
+              </w:rPr>
+              <w:t>7.27</w:t>
             </w:r>
           </w:p>
         </w:tc>
@@ -539,7 +794,13 @@
             <w:tcW w:type="dxa" w:w="1440"/>
           </w:tcPr>
           <w:p>
-            <w:r/>
+            <w:r>
+              <w:rPr>
+                <w:rFonts w:ascii="Times New Roman" w:hAnsi="Times New Roman" w:eastAsia="Times New Roman"/>
+                <w:color w:val="000000"/>
+                <w:sz w:val="26"/>
+              </w:rPr>
+            </w:r>
           </w:p>
         </w:tc>
         <w:tc>
@@ -547,7 +808,13 @@
             <w:tcW w:type="dxa" w:w="1440"/>
           </w:tcPr>
           <w:p>
-            <w:r/>
+            <w:r>
+              <w:rPr>
+                <w:rFonts w:ascii="Times New Roman" w:hAnsi="Times New Roman" w:eastAsia="Times New Roman"/>
+                <w:color w:val="000000"/>
+                <w:sz w:val="26"/>
+              </w:rPr>
+            </w:r>
           </w:p>
         </w:tc>
       </w:tr>
@@ -558,6 +825,11 @@
           </w:tcPr>
           <w:p>
             <w:r>
+              <w:rPr>
+                <w:rFonts w:ascii="Times New Roman" w:hAnsi="Times New Roman" w:eastAsia="Times New Roman"/>
+                <w:color w:val="000000"/>
+                <w:sz w:val="26"/>
+              </w:rPr>
               <w:t>TC-MEDICALHISTORY-006</w:t>
             </w:r>
           </w:p>
@@ -568,6 +840,11 @@
           </w:tcPr>
           <w:p>
             <w:r>
+              <w:rPr>
+                <w:rFonts w:ascii="Times New Roman" w:hAnsi="Times New Roman" w:eastAsia="Times New Roman"/>
+                <w:color w:val="000000"/>
+                <w:sz w:val="26"/>
+              </w:rPr>
               <w:t>PASSED</w:t>
             </w:r>
           </w:p>
@@ -578,7 +855,12 @@
           </w:tcPr>
           <w:p>
             <w:r>
-              <w:t>04/09/2026 01:56:16</w:t>
+              <w:rPr>
+                <w:rFonts w:ascii="Times New Roman" w:hAnsi="Times New Roman" w:eastAsia="Times New Roman"/>
+                <w:color w:val="000000"/>
+                <w:sz w:val="26"/>
+              </w:rPr>
+              <w:t>06/09/2026 19:28:22</w:t>
             </w:r>
           </w:p>
         </w:tc>
@@ -588,7 +870,12 @@
           </w:tcPr>
           <w:p>
             <w:r>
-              <w:t>18.95</w:t>
+              <w:rPr>
+                <w:rFonts w:ascii="Times New Roman" w:hAnsi="Times New Roman" w:eastAsia="Times New Roman"/>
+                <w:color w:val="000000"/>
+                <w:sz w:val="26"/>
+              </w:rPr>
+              <w:t>19.49</w:t>
             </w:r>
           </w:p>
         </w:tc>
@@ -597,7 +884,13 @@
             <w:tcW w:type="dxa" w:w="1440"/>
           </w:tcPr>
           <w:p>
-            <w:r/>
+            <w:r>
+              <w:rPr>
+                <w:rFonts w:ascii="Times New Roman" w:hAnsi="Times New Roman" w:eastAsia="Times New Roman"/>
+                <w:color w:val="000000"/>
+                <w:sz w:val="26"/>
+              </w:rPr>
+            </w:r>
           </w:p>
         </w:tc>
         <w:tc>
@@ -605,7 +898,13 @@
             <w:tcW w:type="dxa" w:w="1440"/>
           </w:tcPr>
           <w:p>
-            <w:r/>
+            <w:r>
+              <w:rPr>
+                <w:rFonts w:ascii="Times New Roman" w:hAnsi="Times New Roman" w:eastAsia="Times New Roman"/>
+                <w:color w:val="000000"/>
+                <w:sz w:val="26"/>
+              </w:rPr>
+            </w:r>
           </w:p>
         </w:tc>
       </w:tr>
@@ -616,6 +915,11 @@
         <w:pStyle w:val="Heading1"/>
       </w:pPr>
       <w:r>
+        <w:rPr>
+          <w:rFonts w:ascii="Times New Roman" w:hAnsi="Times New Roman" w:eastAsia="Times New Roman"/>
+          <w:color w:val="000000"/>
+          <w:sz w:val="26"/>
+        </w:rPr>
         <w:t>3. Chi tiết thực thi từng Step</w:t>
       </w:r>
     </w:p>
@@ -640,6 +944,11 @@
           </w:tcPr>
           <w:p>
             <w:r>
+              <w:rPr>
+                <w:rFonts w:ascii="Times New Roman" w:hAnsi="Times New Roman" w:eastAsia="Times New Roman"/>
+                <w:color w:val="000000"/>
+                <w:sz w:val="26"/>
+              </w:rPr>
               <w:t>Test Case</w:t>
             </w:r>
           </w:p>
@@ -650,6 +959,11 @@
           </w:tcPr>
           <w:p>
             <w:r>
+              <w:rPr>
+                <w:rFonts w:ascii="Times New Roman" w:hAnsi="Times New Roman" w:eastAsia="Times New Roman"/>
+                <w:color w:val="000000"/>
+                <w:sz w:val="26"/>
+              </w:rPr>
               <w:t>Step</w:t>
             </w:r>
           </w:p>
@@ -660,6 +974,11 @@
           </w:tcPr>
           <w:p>
             <w:r>
+              <w:rPr>
+                <w:rFonts w:ascii="Times New Roman" w:hAnsi="Times New Roman" w:eastAsia="Times New Roman"/>
+                <w:color w:val="000000"/>
+                <w:sz w:val="26"/>
+              </w:rPr>
               <w:t>Kết quả</w:t>
             </w:r>
           </w:p>
@@ -670,6 +989,11 @@
           </w:tcPr>
           <w:p>
             <w:r>
+              <w:rPr>
+                <w:rFonts w:ascii="Times New Roman" w:hAnsi="Times New Roman" w:eastAsia="Times New Roman"/>
+                <w:color w:val="000000"/>
+                <w:sz w:val="26"/>
+              </w:rPr>
               <w:t>Thời gian</w:t>
             </w:r>
           </w:p>
@@ -680,6 +1004,11 @@
           </w:tcPr>
           <w:p>
             <w:r>
+              <w:rPr>
+                <w:rFonts w:ascii="Times New Roman" w:hAnsi="Times New Roman" w:eastAsia="Times New Roman"/>
+                <w:color w:val="000000"/>
+                <w:sz w:val="26"/>
+              </w:rPr>
               <w:t>Mô tả</w:t>
             </w:r>
           </w:p>
@@ -690,6 +1019,11 @@
           </w:tcPr>
           <w:p>
             <w:r>
+              <w:rPr>
+                <w:rFonts w:ascii="Times New Roman" w:hAnsi="Times New Roman" w:eastAsia="Times New Roman"/>
+                <w:color w:val="000000"/>
+                <w:sz w:val="26"/>
+              </w:rPr>
               <w:t>Chi tiết</w:t>
             </w:r>
           </w:p>
@@ -702,6 +1036,11 @@
           </w:tcPr>
           <w:p>
             <w:r>
+              <w:rPr>
+                <w:rFonts w:ascii="Times New Roman" w:hAnsi="Times New Roman" w:eastAsia="Times New Roman"/>
+                <w:color w:val="000000"/>
+                <w:sz w:val="26"/>
+              </w:rPr>
               <w:t>TC-MEDICALHISTORY-001</w:t>
             </w:r>
           </w:p>
@@ -712,6 +1051,11 @@
           </w:tcPr>
           <w:p>
             <w:r>
+              <w:rPr>
+                <w:rFonts w:ascii="Times New Roman" w:hAnsi="Times New Roman" w:eastAsia="Times New Roman"/>
+                <w:color w:val="000000"/>
+                <w:sz w:val="26"/>
+              </w:rPr>
               <w:t>1</w:t>
             </w:r>
           </w:p>
@@ -722,6 +1066,11 @@
           </w:tcPr>
           <w:p>
             <w:r>
+              <w:rPr>
+                <w:rFonts w:ascii="Times New Roman" w:hAnsi="Times New Roman" w:eastAsia="Times New Roman"/>
+                <w:color w:val="000000"/>
+                <w:sz w:val="26"/>
+              </w:rPr>
               <w:t>PASS</w:t>
             </w:r>
           </w:p>
@@ -732,7 +1081,12 @@
           </w:tcPr>
           <w:p>
             <w:r>
-              <w:t>04/09/2026 01:54:20</w:t>
+              <w:rPr>
+                <w:rFonts w:ascii="Times New Roman" w:hAnsi="Times New Roman" w:eastAsia="Times New Roman"/>
+                <w:color w:val="000000"/>
+                <w:sz w:val="26"/>
+              </w:rPr>
+              <w:t>06/09/2026 19:26:25</w:t>
             </w:r>
           </w:p>
         </w:tc>
@@ -742,6 +1096,11 @@
           </w:tcPr>
           <w:p>
             <w:r>
+              <w:rPr>
+                <w:rFonts w:ascii="Times New Roman" w:hAnsi="Times New Roman" w:eastAsia="Times New Roman"/>
+                <w:color w:val="000000"/>
+                <w:sz w:val="26"/>
+              </w:rPr>
               <w:t>Đăng nhập bằng tài khoản Patient thành công</w:t>
             </w:r>
           </w:p>
@@ -751,7 +1110,13 @@
             <w:tcW w:type="dxa" w:w="1440"/>
           </w:tcPr>
           <w:p>
-            <w:r/>
+            <w:r>
+              <w:rPr>
+                <w:rFonts w:ascii="Times New Roman" w:hAnsi="Times New Roman" w:eastAsia="Times New Roman"/>
+                <w:color w:val="000000"/>
+                <w:sz w:val="26"/>
+              </w:rPr>
+            </w:r>
           </w:p>
         </w:tc>
       </w:tr>
@@ -762,6 +1127,11 @@
           </w:tcPr>
           <w:p>
             <w:r>
+              <w:rPr>
+                <w:rFonts w:ascii="Times New Roman" w:hAnsi="Times New Roman" w:eastAsia="Times New Roman"/>
+                <w:color w:val="000000"/>
+                <w:sz w:val="26"/>
+              </w:rPr>
               <w:t>TC-MEDICALHISTORY-001</w:t>
             </w:r>
           </w:p>
@@ -772,6 +1142,11 @@
           </w:tcPr>
           <w:p>
             <w:r>
+              <w:rPr>
+                <w:rFonts w:ascii="Times New Roman" w:hAnsi="Times New Roman" w:eastAsia="Times New Roman"/>
+                <w:color w:val="000000"/>
+                <w:sz w:val="26"/>
+              </w:rPr>
               <w:t>2</w:t>
             </w:r>
           </w:p>
@@ -782,6 +1157,11 @@
           </w:tcPr>
           <w:p>
             <w:r>
+              <w:rPr>
+                <w:rFonts w:ascii="Times New Roman" w:hAnsi="Times New Roman" w:eastAsia="Times New Roman"/>
+                <w:color w:val="000000"/>
+                <w:sz w:val="26"/>
+              </w:rPr>
               <w:t>PASS</w:t>
             </w:r>
           </w:p>
@@ -792,7 +1172,12 @@
           </w:tcPr>
           <w:p>
             <w:r>
-              <w:t>04/09/2026 01:54:33</w:t>
+              <w:rPr>
+                <w:rFonts w:ascii="Times New Roman" w:hAnsi="Times New Roman" w:eastAsia="Times New Roman"/>
+                <w:color w:val="000000"/>
+                <w:sz w:val="26"/>
+              </w:rPr>
+              <w:t>06/09/2026 19:26:38</w:t>
             </w:r>
           </w:p>
         </w:tc>
@@ -802,6 +1187,11 @@
           </w:tcPr>
           <w:p>
             <w:r>
+              <w:rPr>
+                <w:rFonts w:ascii="Times New Roman" w:hAnsi="Times New Roman" w:eastAsia="Times New Roman"/>
+                <w:color w:val="000000"/>
+                <w:sz w:val="26"/>
+              </w:rPr>
               <w:t>Tạo một lịch hẹn hợp lệ thành công</w:t>
             </w:r>
           </w:p>
@@ -812,7 +1202,12 @@
           </w:tcPr>
           <w:p>
             <w:r>
-              <w:t>Appointment ID: 470 | Status: pending</w:t>
+              <w:rPr>
+                <w:rFonts w:ascii="Times New Roman" w:hAnsi="Times New Roman" w:eastAsia="Times New Roman"/>
+                <w:color w:val="000000"/>
+                <w:sz w:val="26"/>
+              </w:rPr>
+              <w:t>Appointment ID: 485 | Status: pending</w:t>
             </w:r>
           </w:p>
         </w:tc>
@@ -824,6 +1219,11 @@
           </w:tcPr>
           <w:p>
             <w:r>
+              <w:rPr>
+                <w:rFonts w:ascii="Times New Roman" w:hAnsi="Times New Roman" w:eastAsia="Times New Roman"/>
+                <w:color w:val="000000"/>
+                <w:sz w:val="26"/>
+              </w:rPr>
               <w:t>TC-MEDICALHISTORY-001</w:t>
             </w:r>
           </w:p>
@@ -834,6 +1234,11 @@
           </w:tcPr>
           <w:p>
             <w:r>
+              <w:rPr>
+                <w:rFonts w:ascii="Times New Roman" w:hAnsi="Times New Roman" w:eastAsia="Times New Roman"/>
+                <w:color w:val="000000"/>
+                <w:sz w:val="26"/>
+              </w:rPr>
               <w:t>3</w:t>
             </w:r>
           </w:p>
@@ -844,6 +1249,11 @@
           </w:tcPr>
           <w:p>
             <w:r>
+              <w:rPr>
+                <w:rFonts w:ascii="Times New Roman" w:hAnsi="Times New Roman" w:eastAsia="Times New Roman"/>
+                <w:color w:val="000000"/>
+                <w:sz w:val="26"/>
+              </w:rPr>
               <w:t>PASS</w:t>
             </w:r>
           </w:p>
@@ -854,7 +1264,12 @@
           </w:tcPr>
           <w:p>
             <w:r>
-              <w:t>04/09/2026 01:54:33</w:t>
+              <w:rPr>
+                <w:rFonts w:ascii="Times New Roman" w:hAnsi="Times New Roman" w:eastAsia="Times New Roman"/>
+                <w:color w:val="000000"/>
+                <w:sz w:val="26"/>
+              </w:rPr>
+              <w:t>06/09/2026 19:26:38</w:t>
             </w:r>
           </w:p>
         </w:tc>
@@ -864,6 +1279,11 @@
           </w:tcPr>
           <w:p>
             <w:r>
+              <w:rPr>
+                <w:rFonts w:ascii="Times New Roman" w:hAnsi="Times New Roman" w:eastAsia="Times New Roman"/>
+                <w:color w:val="000000"/>
+                <w:sz w:val="26"/>
+              </w:rPr>
               <w:t>Mở trang Lịch sử khám bệnh thành công</w:t>
             </w:r>
           </w:p>
@@ -873,7 +1293,13 @@
             <w:tcW w:type="dxa" w:w="1440"/>
           </w:tcPr>
           <w:p>
-            <w:r/>
+            <w:r>
+              <w:rPr>
+                <w:rFonts w:ascii="Times New Roman" w:hAnsi="Times New Roman" w:eastAsia="Times New Roman"/>
+                <w:color w:val="000000"/>
+                <w:sz w:val="26"/>
+              </w:rPr>
+            </w:r>
           </w:p>
         </w:tc>
       </w:tr>
@@ -884,6 +1310,11 @@
           </w:tcPr>
           <w:p>
             <w:r>
+              <w:rPr>
+                <w:rFonts w:ascii="Times New Roman" w:hAnsi="Times New Roman" w:eastAsia="Times New Roman"/>
+                <w:color w:val="000000"/>
+                <w:sz w:val="26"/>
+              </w:rPr>
               <w:t>TC-MEDICALHISTORY-001</w:t>
             </w:r>
           </w:p>
@@ -894,6 +1325,11 @@
           </w:tcPr>
           <w:p>
             <w:r>
+              <w:rPr>
+                <w:rFonts w:ascii="Times New Roman" w:hAnsi="Times New Roman" w:eastAsia="Times New Roman"/>
+                <w:color w:val="000000"/>
+                <w:sz w:val="26"/>
+              </w:rPr>
               <w:t>4</w:t>
             </w:r>
           </w:p>
@@ -904,6 +1340,11 @@
           </w:tcPr>
           <w:p>
             <w:r>
+              <w:rPr>
+                <w:rFonts w:ascii="Times New Roman" w:hAnsi="Times New Roman" w:eastAsia="Times New Roman"/>
+                <w:color w:val="000000"/>
+                <w:sz w:val="26"/>
+              </w:rPr>
               <w:t>PASS</w:t>
             </w:r>
           </w:p>
@@ -914,7 +1355,12 @@
           </w:tcPr>
           <w:p>
             <w:r>
-              <w:t>04/09/2026 01:54:36</w:t>
+              <w:rPr>
+                <w:rFonts w:ascii="Times New Roman" w:hAnsi="Times New Roman" w:eastAsia="Times New Roman"/>
+                <w:color w:val="000000"/>
+                <w:sz w:val="26"/>
+              </w:rPr>
+              <w:t>06/09/2026 19:26:41</w:t>
             </w:r>
           </w:p>
         </w:tc>
@@ -924,6 +1370,11 @@
           </w:tcPr>
           <w:p>
             <w:r>
+              <w:rPr>
+                <w:rFonts w:ascii="Times New Roman" w:hAnsi="Times New Roman" w:eastAsia="Times New Roman"/>
+                <w:color w:val="000000"/>
+                <w:sz w:val="26"/>
+              </w:rPr>
               <w:t>Lịch hẹn chưa được Doctor khám không phát sinh Lịch sử khám bệnh</w:t>
             </w:r>
           </w:p>
@@ -934,7 +1385,12 @@
           </w:tcPr>
           <w:p>
             <w:r>
-              <w:t>Medical Record trước: 114 | Medical Record sau: 114</w:t>
+              <w:rPr>
+                <w:rFonts w:ascii="Times New Roman" w:hAnsi="Times New Roman" w:eastAsia="Times New Roman"/>
+                <w:color w:val="000000"/>
+                <w:sz w:val="26"/>
+              </w:rPr>
+              <w:t>Medical Record trước: 116 | Medical Record sau: 116</w:t>
             </w:r>
           </w:p>
         </w:tc>
@@ -946,6 +1402,11 @@
           </w:tcPr>
           <w:p>
             <w:r>
+              <w:rPr>
+                <w:rFonts w:ascii="Times New Roman" w:hAnsi="Times New Roman" w:eastAsia="Times New Roman"/>
+                <w:color w:val="000000"/>
+                <w:sz w:val="26"/>
+              </w:rPr>
               <w:t>TC-MEDICALHISTORY-002</w:t>
             </w:r>
           </w:p>
@@ -956,6 +1417,11 @@
           </w:tcPr>
           <w:p>
             <w:r>
+              <w:rPr>
+                <w:rFonts w:ascii="Times New Roman" w:hAnsi="Times New Roman" w:eastAsia="Times New Roman"/>
+                <w:color w:val="000000"/>
+                <w:sz w:val="26"/>
+              </w:rPr>
               <w:t>1</w:t>
             </w:r>
           </w:p>
@@ -966,6 +1432,11 @@
           </w:tcPr>
           <w:p>
             <w:r>
+              <w:rPr>
+                <w:rFonts w:ascii="Times New Roman" w:hAnsi="Times New Roman" w:eastAsia="Times New Roman"/>
+                <w:color w:val="000000"/>
+                <w:sz w:val="26"/>
+              </w:rPr>
               <w:t>PASS</w:t>
             </w:r>
           </w:p>
@@ -976,7 +1447,12 @@
           </w:tcPr>
           <w:p>
             <w:r>
-              <w:t>04/09/2026 01:54:43</w:t>
+              <w:rPr>
+                <w:rFonts w:ascii="Times New Roman" w:hAnsi="Times New Roman" w:eastAsia="Times New Roman"/>
+                <w:color w:val="000000"/>
+                <w:sz w:val="26"/>
+              </w:rPr>
+              <w:t>06/09/2026 19:26:48</w:t>
             </w:r>
           </w:p>
         </w:tc>
@@ -986,6 +1462,11 @@
           </w:tcPr>
           <w:p>
             <w:r>
+              <w:rPr>
+                <w:rFonts w:ascii="Times New Roman" w:hAnsi="Times New Roman" w:eastAsia="Times New Roman"/>
+                <w:color w:val="000000"/>
+                <w:sz w:val="26"/>
+              </w:rPr>
               <w:t>Đăng nhập bằng tài khoản Patient thành công</w:t>
             </w:r>
           </w:p>
@@ -995,7 +1476,13 @@
             <w:tcW w:type="dxa" w:w="1440"/>
           </w:tcPr>
           <w:p>
-            <w:r/>
+            <w:r>
+              <w:rPr>
+                <w:rFonts w:ascii="Times New Roman" w:hAnsi="Times New Roman" w:eastAsia="Times New Roman"/>
+                <w:color w:val="000000"/>
+                <w:sz w:val="26"/>
+              </w:rPr>
+            </w:r>
           </w:p>
         </w:tc>
       </w:tr>
@@ -1006,6 +1493,11 @@
           </w:tcPr>
           <w:p>
             <w:r>
+              <w:rPr>
+                <w:rFonts w:ascii="Times New Roman" w:hAnsi="Times New Roman" w:eastAsia="Times New Roman"/>
+                <w:color w:val="000000"/>
+                <w:sz w:val="26"/>
+              </w:rPr>
               <w:t>TC-MEDICALHISTORY-002</w:t>
             </w:r>
           </w:p>
@@ -1016,6 +1508,11 @@
           </w:tcPr>
           <w:p>
             <w:r>
+              <w:rPr>
+                <w:rFonts w:ascii="Times New Roman" w:hAnsi="Times New Roman" w:eastAsia="Times New Roman"/>
+                <w:color w:val="000000"/>
+                <w:sz w:val="26"/>
+              </w:rPr>
               <w:t>2</w:t>
             </w:r>
           </w:p>
@@ -1026,6 +1523,11 @@
           </w:tcPr>
           <w:p>
             <w:r>
+              <w:rPr>
+                <w:rFonts w:ascii="Times New Roman" w:hAnsi="Times New Roman" w:eastAsia="Times New Roman"/>
+                <w:color w:val="000000"/>
+                <w:sz w:val="26"/>
+              </w:rPr>
               <w:t>PASS</w:t>
             </w:r>
           </w:p>
@@ -1036,7 +1538,12 @@
           </w:tcPr>
           <w:p>
             <w:r>
-              <w:t>04/09/2026 01:54:55</w:t>
+              <w:rPr>
+                <w:rFonts w:ascii="Times New Roman" w:hAnsi="Times New Roman" w:eastAsia="Times New Roman"/>
+                <w:color w:val="000000"/>
+                <w:sz w:val="26"/>
+              </w:rPr>
+              <w:t>06/09/2026 19:27:00</w:t>
             </w:r>
           </w:p>
         </w:tc>
@@ -1046,6 +1553,11 @@
           </w:tcPr>
           <w:p>
             <w:r>
+              <w:rPr>
+                <w:rFonts w:ascii="Times New Roman" w:hAnsi="Times New Roman" w:eastAsia="Times New Roman"/>
+                <w:color w:val="000000"/>
+                <w:sz w:val="26"/>
+              </w:rPr>
               <w:t>Tạo một lịch hẹn hợp lệ thành công</w:t>
             </w:r>
           </w:p>
@@ -1056,7 +1568,12 @@
           </w:tcPr>
           <w:p>
             <w:r>
-              <w:t>Appointment ID: 471 | Status: pending</w:t>
+              <w:rPr>
+                <w:rFonts w:ascii="Times New Roman" w:hAnsi="Times New Roman" w:eastAsia="Times New Roman"/>
+                <w:color w:val="000000"/>
+                <w:sz w:val="26"/>
+              </w:rPr>
+              <w:t>Appointment ID: 486 | Status: pending</w:t>
             </w:r>
           </w:p>
         </w:tc>
@@ -1068,6 +1585,11 @@
           </w:tcPr>
           <w:p>
             <w:r>
+              <w:rPr>
+                <w:rFonts w:ascii="Times New Roman" w:hAnsi="Times New Roman" w:eastAsia="Times New Roman"/>
+                <w:color w:val="000000"/>
+                <w:sz w:val="26"/>
+              </w:rPr>
               <w:t>TC-MEDICALHISTORY-002</w:t>
             </w:r>
           </w:p>
@@ -1078,6 +1600,11 @@
           </w:tcPr>
           <w:p>
             <w:r>
+              <w:rPr>
+                <w:rFonts w:ascii="Times New Roman" w:hAnsi="Times New Roman" w:eastAsia="Times New Roman"/>
+                <w:color w:val="000000"/>
+                <w:sz w:val="26"/>
+              </w:rPr>
               <w:t>3</w:t>
             </w:r>
           </w:p>
@@ -1088,6 +1615,11 @@
           </w:tcPr>
           <w:p>
             <w:r>
+              <w:rPr>
+                <w:rFonts w:ascii="Times New Roman" w:hAnsi="Times New Roman" w:eastAsia="Times New Roman"/>
+                <w:color w:val="000000"/>
+                <w:sz w:val="26"/>
+              </w:rPr>
               <w:t>PASS</w:t>
             </w:r>
           </w:p>
@@ -1098,7 +1630,12 @@
           </w:tcPr>
           <w:p>
             <w:r>
-              <w:t>04/09/2026 01:54:57</w:t>
+              <w:rPr>
+                <w:rFonts w:ascii="Times New Roman" w:hAnsi="Times New Roman" w:eastAsia="Times New Roman"/>
+                <w:color w:val="000000"/>
+                <w:sz w:val="26"/>
+              </w:rPr>
+              <w:t>06/09/2026 19:27:02</w:t>
             </w:r>
           </w:p>
         </w:tc>
@@ -1108,6 +1645,11 @@
           </w:tcPr>
           <w:p>
             <w:r>
+              <w:rPr>
+                <w:rFonts w:ascii="Times New Roman" w:hAnsi="Times New Roman" w:eastAsia="Times New Roman"/>
+                <w:color w:val="000000"/>
+                <w:sz w:val="26"/>
+              </w:rPr>
               <w:t>Đăng xuất Patient và đăng nhập bằng tài khoản Admin thành công</w:t>
             </w:r>
           </w:p>
@@ -1117,7 +1659,13 @@
             <w:tcW w:type="dxa" w:w="1440"/>
           </w:tcPr>
           <w:p>
-            <w:r/>
+            <w:r>
+              <w:rPr>
+                <w:rFonts w:ascii="Times New Roman" w:hAnsi="Times New Roman" w:eastAsia="Times New Roman"/>
+                <w:color w:val="000000"/>
+                <w:sz w:val="26"/>
+              </w:rPr>
+            </w:r>
           </w:p>
         </w:tc>
       </w:tr>
@@ -1128,6 +1676,11 @@
           </w:tcPr>
           <w:p>
             <w:r>
+              <w:rPr>
+                <w:rFonts w:ascii="Times New Roman" w:hAnsi="Times New Roman" w:eastAsia="Times New Roman"/>
+                <w:color w:val="000000"/>
+                <w:sz w:val="26"/>
+              </w:rPr>
               <w:t>TC-MEDICALHISTORY-002</w:t>
             </w:r>
           </w:p>
@@ -1138,6 +1691,11 @@
           </w:tcPr>
           <w:p>
             <w:r>
+              <w:rPr>
+                <w:rFonts w:ascii="Times New Roman" w:hAnsi="Times New Roman" w:eastAsia="Times New Roman"/>
+                <w:color w:val="000000"/>
+                <w:sz w:val="26"/>
+              </w:rPr>
               <w:t>4</w:t>
             </w:r>
           </w:p>
@@ -1148,6 +1706,11 @@
           </w:tcPr>
           <w:p>
             <w:r>
+              <w:rPr>
+                <w:rFonts w:ascii="Times New Roman" w:hAnsi="Times New Roman" w:eastAsia="Times New Roman"/>
+                <w:color w:val="000000"/>
+                <w:sz w:val="26"/>
+              </w:rPr>
               <w:t>PASS</w:t>
             </w:r>
           </w:p>
@@ -1158,7 +1721,12 @@
           </w:tcPr>
           <w:p>
             <w:r>
-              <w:t>04/09/2026 01:54:58</w:t>
+              <w:rPr>
+                <w:rFonts w:ascii="Times New Roman" w:hAnsi="Times New Roman" w:eastAsia="Times New Roman"/>
+                <w:color w:val="000000"/>
+                <w:sz w:val="26"/>
+              </w:rPr>
+              <w:t>06/09/2026 19:27:03</w:t>
             </w:r>
           </w:p>
         </w:tc>
@@ -1168,6 +1736,11 @@
           </w:tcPr>
           <w:p>
             <w:r>
+              <w:rPr>
+                <w:rFonts w:ascii="Times New Roman" w:hAnsi="Times New Roman" w:eastAsia="Times New Roman"/>
+                <w:color w:val="000000"/>
+                <w:sz w:val="26"/>
+              </w:rPr>
               <w:t>Xác nhận lịch hẹn vừa tạo thành công</w:t>
             </w:r>
           </w:p>
@@ -1178,7 +1751,12 @@
           </w:tcPr>
           <w:p>
             <w:r>
-              <w:t>Appointment ID: 471 | Status: Đã xác nhận</w:t>
+              <w:rPr>
+                <w:rFonts w:ascii="Times New Roman" w:hAnsi="Times New Roman" w:eastAsia="Times New Roman"/>
+                <w:color w:val="000000"/>
+                <w:sz w:val="26"/>
+              </w:rPr>
+              <w:t>Appointment ID: 486 | Status: Đã xác nhận</w:t>
             </w:r>
           </w:p>
         </w:tc>
@@ -1190,6 +1768,11 @@
           </w:tcPr>
           <w:p>
             <w:r>
+              <w:rPr>
+                <w:rFonts w:ascii="Times New Roman" w:hAnsi="Times New Roman" w:eastAsia="Times New Roman"/>
+                <w:color w:val="000000"/>
+                <w:sz w:val="26"/>
+              </w:rPr>
               <w:t>TC-MEDICALHISTORY-002</w:t>
             </w:r>
           </w:p>
@@ -1200,6 +1783,11 @@
           </w:tcPr>
           <w:p>
             <w:r>
+              <w:rPr>
+                <w:rFonts w:ascii="Times New Roman" w:hAnsi="Times New Roman" w:eastAsia="Times New Roman"/>
+                <w:color w:val="000000"/>
+                <w:sz w:val="26"/>
+              </w:rPr>
               <w:t>5</w:t>
             </w:r>
           </w:p>
@@ -1210,6 +1798,11 @@
           </w:tcPr>
           <w:p>
             <w:r>
+              <w:rPr>
+                <w:rFonts w:ascii="Times New Roman" w:hAnsi="Times New Roman" w:eastAsia="Times New Roman"/>
+                <w:color w:val="000000"/>
+                <w:sz w:val="26"/>
+              </w:rPr>
               <w:t>PASS</w:t>
             </w:r>
           </w:p>
@@ -1220,7 +1813,12 @@
           </w:tcPr>
           <w:p>
             <w:r>
-              <w:t>04/09/2026 01:55:00</w:t>
+              <w:rPr>
+                <w:rFonts w:ascii="Times New Roman" w:hAnsi="Times New Roman" w:eastAsia="Times New Roman"/>
+                <w:color w:val="000000"/>
+                <w:sz w:val="26"/>
+              </w:rPr>
+              <w:t>06/09/2026 19:27:05</w:t>
             </w:r>
           </w:p>
         </w:tc>
@@ -1230,6 +1828,11 @@
           </w:tcPr>
           <w:p>
             <w:r>
+              <w:rPr>
+                <w:rFonts w:ascii="Times New Roman" w:hAnsi="Times New Roman" w:eastAsia="Times New Roman"/>
+                <w:color w:val="000000"/>
+                <w:sz w:val="26"/>
+              </w:rPr>
               <w:t>Đăng xuất Admin và đăng nhập lại bằng tài khoản Patient thành công</w:t>
             </w:r>
           </w:p>
@@ -1239,7 +1842,13 @@
             <w:tcW w:type="dxa" w:w="1440"/>
           </w:tcPr>
           <w:p>
-            <w:r/>
+            <w:r>
+              <w:rPr>
+                <w:rFonts w:ascii="Times New Roman" w:hAnsi="Times New Roman" w:eastAsia="Times New Roman"/>
+                <w:color w:val="000000"/>
+                <w:sz w:val="26"/>
+              </w:rPr>
+            </w:r>
           </w:p>
         </w:tc>
       </w:tr>
@@ -1250,6 +1859,11 @@
           </w:tcPr>
           <w:p>
             <w:r>
+              <w:rPr>
+                <w:rFonts w:ascii="Times New Roman" w:hAnsi="Times New Roman" w:eastAsia="Times New Roman"/>
+                <w:color w:val="000000"/>
+                <w:sz w:val="26"/>
+              </w:rPr>
               <w:t>TC-MEDICALHISTORY-002</w:t>
             </w:r>
           </w:p>
@@ -1260,6 +1874,11 @@
           </w:tcPr>
           <w:p>
             <w:r>
+              <w:rPr>
+                <w:rFonts w:ascii="Times New Roman" w:hAnsi="Times New Roman" w:eastAsia="Times New Roman"/>
+                <w:color w:val="000000"/>
+                <w:sz w:val="26"/>
+              </w:rPr>
               <w:t>6</w:t>
             </w:r>
           </w:p>
@@ -1270,6 +1889,11 @@
           </w:tcPr>
           <w:p>
             <w:r>
+              <w:rPr>
+                <w:rFonts w:ascii="Times New Roman" w:hAnsi="Times New Roman" w:eastAsia="Times New Roman"/>
+                <w:color w:val="000000"/>
+                <w:sz w:val="26"/>
+              </w:rPr>
               <w:t>PASS</w:t>
             </w:r>
           </w:p>
@@ -1280,7 +1904,12 @@
           </w:tcPr>
           <w:p>
             <w:r>
-              <w:t>04/09/2026 01:55:00</w:t>
+              <w:rPr>
+                <w:rFonts w:ascii="Times New Roman" w:hAnsi="Times New Roman" w:eastAsia="Times New Roman"/>
+                <w:color w:val="000000"/>
+                <w:sz w:val="26"/>
+              </w:rPr>
+              <w:t>06/09/2026 19:27:05</w:t>
             </w:r>
           </w:p>
         </w:tc>
@@ -1290,6 +1919,11 @@
           </w:tcPr>
           <w:p>
             <w:r>
+              <w:rPr>
+                <w:rFonts w:ascii="Times New Roman" w:hAnsi="Times New Roman" w:eastAsia="Times New Roman"/>
+                <w:color w:val="000000"/>
+                <w:sz w:val="26"/>
+              </w:rPr>
               <w:t>Mở trang Lịch sử khám bệnh thành công</w:t>
             </w:r>
           </w:p>
@@ -1299,7 +1933,13 @@
             <w:tcW w:type="dxa" w:w="1440"/>
           </w:tcPr>
           <w:p>
-            <w:r/>
+            <w:r>
+              <w:rPr>
+                <w:rFonts w:ascii="Times New Roman" w:hAnsi="Times New Roman" w:eastAsia="Times New Roman"/>
+                <w:color w:val="000000"/>
+                <w:sz w:val="26"/>
+              </w:rPr>
+            </w:r>
           </w:p>
         </w:tc>
       </w:tr>
@@ -1310,6 +1950,11 @@
           </w:tcPr>
           <w:p>
             <w:r>
+              <w:rPr>
+                <w:rFonts w:ascii="Times New Roman" w:hAnsi="Times New Roman" w:eastAsia="Times New Roman"/>
+                <w:color w:val="000000"/>
+                <w:sz w:val="26"/>
+              </w:rPr>
               <w:t>TC-MEDICALHISTORY-002</w:t>
             </w:r>
           </w:p>
@@ -1320,6 +1965,11 @@
           </w:tcPr>
           <w:p>
             <w:r>
+              <w:rPr>
+                <w:rFonts w:ascii="Times New Roman" w:hAnsi="Times New Roman" w:eastAsia="Times New Roman"/>
+                <w:color w:val="000000"/>
+                <w:sz w:val="26"/>
+              </w:rPr>
               <w:t>7</w:t>
             </w:r>
           </w:p>
@@ -1330,6 +1980,11 @@
           </w:tcPr>
           <w:p>
             <w:r>
+              <w:rPr>
+                <w:rFonts w:ascii="Times New Roman" w:hAnsi="Times New Roman" w:eastAsia="Times New Roman"/>
+                <w:color w:val="000000"/>
+                <w:sz w:val="26"/>
+              </w:rPr>
               <w:t>PASS</w:t>
             </w:r>
           </w:p>
@@ -1340,7 +1995,12 @@
           </w:tcPr>
           <w:p>
             <w:r>
-              <w:t>04/09/2026 01:55:03</w:t>
+              <w:rPr>
+                <w:rFonts w:ascii="Times New Roman" w:hAnsi="Times New Roman" w:eastAsia="Times New Roman"/>
+                <w:color w:val="000000"/>
+                <w:sz w:val="26"/>
+              </w:rPr>
+              <w:t>06/09/2026 19:27:08</w:t>
             </w:r>
           </w:p>
         </w:tc>
@@ -1350,6 +2010,11 @@
           </w:tcPr>
           <w:p>
             <w:r>
+              <w:rPr>
+                <w:rFonts w:ascii="Times New Roman" w:hAnsi="Times New Roman" w:eastAsia="Times New Roman"/>
+                <w:color w:val="000000"/>
+                <w:sz w:val="26"/>
+              </w:rPr>
               <w:t>Lịch hẹn đã xác nhận nhưng chưa được Doctor khám không phát sinh Lịch sử khám bệnh</w:t>
             </w:r>
           </w:p>
@@ -1360,7 +2025,12 @@
           </w:tcPr>
           <w:p>
             <w:r>
-              <w:t>Medical Record trước: 114 | Medical Record sau: 114</w:t>
+              <w:rPr>
+                <w:rFonts w:ascii="Times New Roman" w:hAnsi="Times New Roman" w:eastAsia="Times New Roman"/>
+                <w:color w:val="000000"/>
+                <w:sz w:val="26"/>
+              </w:rPr>
+              <w:t>Medical Record trước: 116 | Medical Record sau: 116</w:t>
             </w:r>
           </w:p>
         </w:tc>
@@ -1372,6 +2042,11 @@
           </w:tcPr>
           <w:p>
             <w:r>
+              <w:rPr>
+                <w:rFonts w:ascii="Times New Roman" w:hAnsi="Times New Roman" w:eastAsia="Times New Roman"/>
+                <w:color w:val="000000"/>
+                <w:sz w:val="26"/>
+              </w:rPr>
               <w:t>TC-MEDICALHISTORY-003</w:t>
             </w:r>
           </w:p>
@@ -1382,6 +2057,11 @@
           </w:tcPr>
           <w:p>
             <w:r>
+              <w:rPr>
+                <w:rFonts w:ascii="Times New Roman" w:hAnsi="Times New Roman" w:eastAsia="Times New Roman"/>
+                <w:color w:val="000000"/>
+                <w:sz w:val="26"/>
+              </w:rPr>
               <w:t>1</w:t>
             </w:r>
           </w:p>
@@ -1392,6 +2072,11 @@
           </w:tcPr>
           <w:p>
             <w:r>
+              <w:rPr>
+                <w:rFonts w:ascii="Times New Roman" w:hAnsi="Times New Roman" w:eastAsia="Times New Roman"/>
+                <w:color w:val="000000"/>
+                <w:sz w:val="26"/>
+              </w:rPr>
               <w:t>PASS</w:t>
             </w:r>
           </w:p>
@@ -1402,7 +2087,12 @@
           </w:tcPr>
           <w:p>
             <w:r>
-              <w:t>04/09/2026 01:55:10</w:t>
+              <w:rPr>
+                <w:rFonts w:ascii="Times New Roman" w:hAnsi="Times New Roman" w:eastAsia="Times New Roman"/>
+                <w:color w:val="000000"/>
+                <w:sz w:val="26"/>
+              </w:rPr>
+              <w:t>06/09/2026 19:27:15</w:t>
             </w:r>
           </w:p>
         </w:tc>
@@ -1412,6 +2102,11 @@
           </w:tcPr>
           <w:p>
             <w:r>
+              <w:rPr>
+                <w:rFonts w:ascii="Times New Roman" w:hAnsi="Times New Roman" w:eastAsia="Times New Roman"/>
+                <w:color w:val="000000"/>
+                <w:sz w:val="26"/>
+              </w:rPr>
               <w:t>Đăng nhập bằng tài khoản Patient thành công</w:t>
             </w:r>
           </w:p>
@@ -1421,7 +2116,13 @@
             <w:tcW w:type="dxa" w:w="1440"/>
           </w:tcPr>
           <w:p>
-            <w:r/>
+            <w:r>
+              <w:rPr>
+                <w:rFonts w:ascii="Times New Roman" w:hAnsi="Times New Roman" w:eastAsia="Times New Roman"/>
+                <w:color w:val="000000"/>
+                <w:sz w:val="26"/>
+              </w:rPr>
+            </w:r>
           </w:p>
         </w:tc>
       </w:tr>
@@ -1432,6 +2133,11 @@
           </w:tcPr>
           <w:p>
             <w:r>
+              <w:rPr>
+                <w:rFonts w:ascii="Times New Roman" w:hAnsi="Times New Roman" w:eastAsia="Times New Roman"/>
+                <w:color w:val="000000"/>
+                <w:sz w:val="26"/>
+              </w:rPr>
               <w:t>TC-MEDICALHISTORY-003</w:t>
             </w:r>
           </w:p>
@@ -1442,6 +2148,11 @@
           </w:tcPr>
           <w:p>
             <w:r>
+              <w:rPr>
+                <w:rFonts w:ascii="Times New Roman" w:hAnsi="Times New Roman" w:eastAsia="Times New Roman"/>
+                <w:color w:val="000000"/>
+                <w:sz w:val="26"/>
+              </w:rPr>
               <w:t>2</w:t>
             </w:r>
           </w:p>
@@ -1452,6 +2163,11 @@
           </w:tcPr>
           <w:p>
             <w:r>
+              <w:rPr>
+                <w:rFonts w:ascii="Times New Roman" w:hAnsi="Times New Roman" w:eastAsia="Times New Roman"/>
+                <w:color w:val="000000"/>
+                <w:sz w:val="26"/>
+              </w:rPr>
               <w:t>PASS</w:t>
             </w:r>
           </w:p>
@@ -1462,7 +2178,12 @@
           </w:tcPr>
           <w:p>
             <w:r>
-              <w:t>04/09/2026 01:55:22</w:t>
+              <w:rPr>
+                <w:rFonts w:ascii="Times New Roman" w:hAnsi="Times New Roman" w:eastAsia="Times New Roman"/>
+                <w:color w:val="000000"/>
+                <w:sz w:val="26"/>
+              </w:rPr>
+              <w:t>06/09/2026 19:27:28</w:t>
             </w:r>
           </w:p>
         </w:tc>
@@ -1472,6 +2193,11 @@
           </w:tcPr>
           <w:p>
             <w:r>
+              <w:rPr>
+                <w:rFonts w:ascii="Times New Roman" w:hAnsi="Times New Roman" w:eastAsia="Times New Roman"/>
+                <w:color w:val="000000"/>
+                <w:sz w:val="26"/>
+              </w:rPr>
               <w:t>Tạo một lịch hẹn hợp lệ thành công</w:t>
             </w:r>
           </w:p>
@@ -1482,7 +2208,12 @@
           </w:tcPr>
           <w:p>
             <w:r>
-              <w:t>Appointment ID: 472 | Status: pending</w:t>
+              <w:rPr>
+                <w:rFonts w:ascii="Times New Roman" w:hAnsi="Times New Roman" w:eastAsia="Times New Roman"/>
+                <w:color w:val="000000"/>
+                <w:sz w:val="26"/>
+              </w:rPr>
+              <w:t>Appointment ID: 487 | Status: pending</w:t>
             </w:r>
           </w:p>
         </w:tc>
@@ -1494,6 +2225,11 @@
           </w:tcPr>
           <w:p>
             <w:r>
+              <w:rPr>
+                <w:rFonts w:ascii="Times New Roman" w:hAnsi="Times New Roman" w:eastAsia="Times New Roman"/>
+                <w:color w:val="000000"/>
+                <w:sz w:val="26"/>
+              </w:rPr>
               <w:t>TC-MEDICALHISTORY-003</w:t>
             </w:r>
           </w:p>
@@ -1504,6 +2240,11 @@
           </w:tcPr>
           <w:p>
             <w:r>
+              <w:rPr>
+                <w:rFonts w:ascii="Times New Roman" w:hAnsi="Times New Roman" w:eastAsia="Times New Roman"/>
+                <w:color w:val="000000"/>
+                <w:sz w:val="26"/>
+              </w:rPr>
               <w:t>3</w:t>
             </w:r>
           </w:p>
@@ -1514,6 +2255,11 @@
           </w:tcPr>
           <w:p>
             <w:r>
+              <w:rPr>
+                <w:rFonts w:ascii="Times New Roman" w:hAnsi="Times New Roman" w:eastAsia="Times New Roman"/>
+                <w:color w:val="000000"/>
+                <w:sz w:val="26"/>
+              </w:rPr>
               <w:t>PASS</w:t>
             </w:r>
           </w:p>
@@ -1524,7 +2270,12 @@
           </w:tcPr>
           <w:p>
             <w:r>
-              <w:t>04/09/2026 01:55:24</w:t>
+              <w:rPr>
+                <w:rFonts w:ascii="Times New Roman" w:hAnsi="Times New Roman" w:eastAsia="Times New Roman"/>
+                <w:color w:val="000000"/>
+                <w:sz w:val="26"/>
+              </w:rPr>
+              <w:t>06/09/2026 19:27:29</w:t>
             </w:r>
           </w:p>
         </w:tc>
@@ -1534,6 +2285,11 @@
           </w:tcPr>
           <w:p>
             <w:r>
+              <w:rPr>
+                <w:rFonts w:ascii="Times New Roman" w:hAnsi="Times New Roman" w:eastAsia="Times New Roman"/>
+                <w:color w:val="000000"/>
+                <w:sz w:val="26"/>
+              </w:rPr>
               <w:t>Đăng xuất Patient và đăng nhập bằng tài khoản Admin thành công</w:t>
             </w:r>
           </w:p>
@@ -1543,7 +2299,13 @@
             <w:tcW w:type="dxa" w:w="1440"/>
           </w:tcPr>
           <w:p>
-            <w:r/>
+            <w:r>
+              <w:rPr>
+                <w:rFonts w:ascii="Times New Roman" w:hAnsi="Times New Roman" w:eastAsia="Times New Roman"/>
+                <w:color w:val="000000"/>
+                <w:sz w:val="26"/>
+              </w:rPr>
+            </w:r>
           </w:p>
         </w:tc>
       </w:tr>
@@ -1554,6 +2316,11 @@
           </w:tcPr>
           <w:p>
             <w:r>
+              <w:rPr>
+                <w:rFonts w:ascii="Times New Roman" w:hAnsi="Times New Roman" w:eastAsia="Times New Roman"/>
+                <w:color w:val="000000"/>
+                <w:sz w:val="26"/>
+              </w:rPr>
               <w:t>TC-MEDICALHISTORY-003</w:t>
             </w:r>
           </w:p>
@@ -1564,6 +2331,11 @@
           </w:tcPr>
           <w:p>
             <w:r>
+              <w:rPr>
+                <w:rFonts w:ascii="Times New Roman" w:hAnsi="Times New Roman" w:eastAsia="Times New Roman"/>
+                <w:color w:val="000000"/>
+                <w:sz w:val="26"/>
+              </w:rPr>
               <w:t>4</w:t>
             </w:r>
           </w:p>
@@ -1574,6 +2346,11 @@
           </w:tcPr>
           <w:p>
             <w:r>
+              <w:rPr>
+                <w:rFonts w:ascii="Times New Roman" w:hAnsi="Times New Roman" w:eastAsia="Times New Roman"/>
+                <w:color w:val="000000"/>
+                <w:sz w:val="26"/>
+              </w:rPr>
               <w:t>PASS</w:t>
             </w:r>
           </w:p>
@@ -1584,7 +2361,12 @@
           </w:tcPr>
           <w:p>
             <w:r>
-              <w:t>04/09/2026 01:55:25</w:t>
+              <w:rPr>
+                <w:rFonts w:ascii="Times New Roman" w:hAnsi="Times New Roman" w:eastAsia="Times New Roman"/>
+                <w:color w:val="000000"/>
+                <w:sz w:val="26"/>
+              </w:rPr>
+              <w:t>06/09/2026 19:27:31</w:t>
             </w:r>
           </w:p>
         </w:tc>
@@ -1594,6 +2376,11 @@
           </w:tcPr>
           <w:p>
             <w:r>
+              <w:rPr>
+                <w:rFonts w:ascii="Times New Roman" w:hAnsi="Times New Roman" w:eastAsia="Times New Roman"/>
+                <w:color w:val="000000"/>
+                <w:sz w:val="26"/>
+              </w:rPr>
               <w:t>Xác nhận lịch hẹn vừa tạo thành công</w:t>
             </w:r>
           </w:p>
@@ -1604,7 +2391,12 @@
           </w:tcPr>
           <w:p>
             <w:r>
-              <w:t>Appointment ID: 472 | Status: Đã xác nhận</w:t>
+              <w:rPr>
+                <w:rFonts w:ascii="Times New Roman" w:hAnsi="Times New Roman" w:eastAsia="Times New Roman"/>
+                <w:color w:val="000000"/>
+                <w:sz w:val="26"/>
+              </w:rPr>
+              <w:t>Appointment ID: 487 | Status: Đã xác nhận</w:t>
             </w:r>
           </w:p>
         </w:tc>
@@ -1616,6 +2408,11 @@
           </w:tcPr>
           <w:p>
             <w:r>
+              <w:rPr>
+                <w:rFonts w:ascii="Times New Roman" w:hAnsi="Times New Roman" w:eastAsia="Times New Roman"/>
+                <w:color w:val="000000"/>
+                <w:sz w:val="26"/>
+              </w:rPr>
               <w:t>TC-MEDICALHISTORY-003</w:t>
             </w:r>
           </w:p>
@@ -1626,6 +2423,11 @@
           </w:tcPr>
           <w:p>
             <w:r>
+              <w:rPr>
+                <w:rFonts w:ascii="Times New Roman" w:hAnsi="Times New Roman" w:eastAsia="Times New Roman"/>
+                <w:color w:val="000000"/>
+                <w:sz w:val="26"/>
+              </w:rPr>
               <w:t>5</w:t>
             </w:r>
           </w:p>
@@ -1636,6 +2438,11 @@
           </w:tcPr>
           <w:p>
             <w:r>
+              <w:rPr>
+                <w:rFonts w:ascii="Times New Roman" w:hAnsi="Times New Roman" w:eastAsia="Times New Roman"/>
+                <w:color w:val="000000"/>
+                <w:sz w:val="26"/>
+              </w:rPr>
               <w:t>PASS</w:t>
             </w:r>
           </w:p>
@@ -1646,7 +2453,12 @@
           </w:tcPr>
           <w:p>
             <w:r>
-              <w:t>04/09/2026 01:55:27</w:t>
+              <w:rPr>
+                <w:rFonts w:ascii="Times New Roman" w:hAnsi="Times New Roman" w:eastAsia="Times New Roman"/>
+                <w:color w:val="000000"/>
+                <w:sz w:val="26"/>
+              </w:rPr>
+              <w:t>06/09/2026 19:27:33</w:t>
             </w:r>
           </w:p>
         </w:tc>
@@ -1656,6 +2468,11 @@
           </w:tcPr>
           <w:p>
             <w:r>
+              <w:rPr>
+                <w:rFonts w:ascii="Times New Roman" w:hAnsi="Times New Roman" w:eastAsia="Times New Roman"/>
+                <w:color w:val="000000"/>
+                <w:sz w:val="26"/>
+              </w:rPr>
               <w:t>Đăng xuất Admin và đăng nhập bằng Doctor phụ trách thành công</w:t>
             </w:r>
           </w:p>
@@ -1665,7 +2482,13 @@
             <w:tcW w:type="dxa" w:w="1440"/>
           </w:tcPr>
           <w:p>
-            <w:r/>
+            <w:r>
+              <w:rPr>
+                <w:rFonts w:ascii="Times New Roman" w:hAnsi="Times New Roman" w:eastAsia="Times New Roman"/>
+                <w:color w:val="000000"/>
+                <w:sz w:val="26"/>
+              </w:rPr>
+            </w:r>
           </w:p>
         </w:tc>
       </w:tr>
@@ -1676,6 +2499,11 @@
           </w:tcPr>
           <w:p>
             <w:r>
+              <w:rPr>
+                <w:rFonts w:ascii="Times New Roman" w:hAnsi="Times New Roman" w:eastAsia="Times New Roman"/>
+                <w:color w:val="000000"/>
+                <w:sz w:val="26"/>
+              </w:rPr>
               <w:t>TC-MEDICALHISTORY-003</w:t>
             </w:r>
           </w:p>
@@ -1686,6 +2514,11 @@
           </w:tcPr>
           <w:p>
             <w:r>
+              <w:rPr>
+                <w:rFonts w:ascii="Times New Roman" w:hAnsi="Times New Roman" w:eastAsia="Times New Roman"/>
+                <w:color w:val="000000"/>
+                <w:sz w:val="26"/>
+              </w:rPr>
               <w:t>6</w:t>
             </w:r>
           </w:p>
@@ -1696,6 +2529,11 @@
           </w:tcPr>
           <w:p>
             <w:r>
+              <w:rPr>
+                <w:rFonts w:ascii="Times New Roman" w:hAnsi="Times New Roman" w:eastAsia="Times New Roman"/>
+                <w:color w:val="000000"/>
+                <w:sz w:val="26"/>
+              </w:rPr>
               <w:t>PASS</w:t>
             </w:r>
           </w:p>
@@ -1706,7 +2544,12 @@
           </w:tcPr>
           <w:p>
             <w:r>
-              <w:t>04/09/2026 01:55:28</w:t>
+              <w:rPr>
+                <w:rFonts w:ascii="Times New Roman" w:hAnsi="Times New Roman" w:eastAsia="Times New Roman"/>
+                <w:color w:val="000000"/>
+                <w:sz w:val="26"/>
+              </w:rPr>
+              <w:t>06/09/2026 19:27:33</w:t>
             </w:r>
           </w:p>
         </w:tc>
@@ -1716,6 +2559,11 @@
           </w:tcPr>
           <w:p>
             <w:r>
+              <w:rPr>
+                <w:rFonts w:ascii="Times New Roman" w:hAnsi="Times New Roman" w:eastAsia="Times New Roman"/>
+                <w:color w:val="000000"/>
+                <w:sz w:val="26"/>
+              </w:rPr>
               <w:t>Mở lịch hẹn và chọn Khám bệnh thành công</w:t>
             </w:r>
           </w:p>
@@ -1726,7 +2574,12 @@
           </w:tcPr>
           <w:p>
             <w:r>
-              <w:t>Appointment ID: 472</w:t>
+              <w:rPr>
+                <w:rFonts w:ascii="Times New Roman" w:hAnsi="Times New Roman" w:eastAsia="Times New Roman"/>
+                <w:color w:val="000000"/>
+                <w:sz w:val="26"/>
+              </w:rPr>
+              <w:t>Appointment ID: 487</w:t>
             </w:r>
           </w:p>
         </w:tc>
@@ -1738,6 +2591,11 @@
           </w:tcPr>
           <w:p>
             <w:r>
+              <w:rPr>
+                <w:rFonts w:ascii="Times New Roman" w:hAnsi="Times New Roman" w:eastAsia="Times New Roman"/>
+                <w:color w:val="000000"/>
+                <w:sz w:val="26"/>
+              </w:rPr>
               <w:t>TC-MEDICALHISTORY-003</w:t>
             </w:r>
           </w:p>
@@ -1748,6 +2606,11 @@
           </w:tcPr>
           <w:p>
             <w:r>
+              <w:rPr>
+                <w:rFonts w:ascii="Times New Roman" w:hAnsi="Times New Roman" w:eastAsia="Times New Roman"/>
+                <w:color w:val="000000"/>
+                <w:sz w:val="26"/>
+              </w:rPr>
               <w:t>7</w:t>
             </w:r>
           </w:p>
@@ -1758,6 +2621,11 @@
           </w:tcPr>
           <w:p>
             <w:r>
+              <w:rPr>
+                <w:rFonts w:ascii="Times New Roman" w:hAnsi="Times New Roman" w:eastAsia="Times New Roman"/>
+                <w:color w:val="000000"/>
+                <w:sz w:val="26"/>
+              </w:rPr>
               <w:t>PASS</w:t>
             </w:r>
           </w:p>
@@ -1768,7 +2636,12 @@
           </w:tcPr>
           <w:p>
             <w:r>
-              <w:t>04/09/2026 01:55:29</w:t>
+              <w:rPr>
+                <w:rFonts w:ascii="Times New Roman" w:hAnsi="Times New Roman" w:eastAsia="Times New Roman"/>
+                <w:color w:val="000000"/>
+                <w:sz w:val="26"/>
+              </w:rPr>
+              <w:t>06/09/2026 19:27:34</w:t>
             </w:r>
           </w:p>
         </w:tc>
@@ -1778,6 +2651,11 @@
           </w:tcPr>
           <w:p>
             <w:r>
+              <w:rPr>
+                <w:rFonts w:ascii="Times New Roman" w:hAnsi="Times New Roman" w:eastAsia="Times New Roman"/>
+                <w:color w:val="000000"/>
+                <w:sz w:val="26"/>
+              </w:rPr>
               <w:t>Nhập thông tin khám và lưu hồ sơ bệnh án thành công</w:t>
             </w:r>
           </w:p>
@@ -1788,6 +2666,11 @@
           </w:tcPr>
           <w:p>
             <w:r>
+              <w:rPr>
+                <w:rFonts w:ascii="Times New Roman" w:hAnsi="Times New Roman" w:eastAsia="Times New Roman"/>
+                <w:color w:val="000000"/>
+                <w:sz w:val="26"/>
+              </w:rPr>
               <w:t>Diagnosis: Đau đầu nhẹ do thiếu ngủ | Treatment: Nghỉ ngơi và uống đủ nước</w:t>
             </w:r>
           </w:p>
@@ -1800,6 +2683,11 @@
           </w:tcPr>
           <w:p>
             <w:r>
+              <w:rPr>
+                <w:rFonts w:ascii="Times New Roman" w:hAnsi="Times New Roman" w:eastAsia="Times New Roman"/>
+                <w:color w:val="000000"/>
+                <w:sz w:val="26"/>
+              </w:rPr>
               <w:t>TC-MEDICALHISTORY-003</w:t>
             </w:r>
           </w:p>
@@ -1810,6 +2698,11 @@
           </w:tcPr>
           <w:p>
             <w:r>
+              <w:rPr>
+                <w:rFonts w:ascii="Times New Roman" w:hAnsi="Times New Roman" w:eastAsia="Times New Roman"/>
+                <w:color w:val="000000"/>
+                <w:sz w:val="26"/>
+              </w:rPr>
               <w:t>8</w:t>
             </w:r>
           </w:p>
@@ -1820,6 +2713,11 @@
           </w:tcPr>
           <w:p>
             <w:r>
+              <w:rPr>
+                <w:rFonts w:ascii="Times New Roman" w:hAnsi="Times New Roman" w:eastAsia="Times New Roman"/>
+                <w:color w:val="000000"/>
+                <w:sz w:val="26"/>
+              </w:rPr>
               <w:t>PASS</w:t>
             </w:r>
           </w:p>
@@ -1830,7 +2728,12 @@
           </w:tcPr>
           <w:p>
             <w:r>
-              <w:t>04/09/2026 01:55:31</w:t>
+              <w:rPr>
+                <w:rFonts w:ascii="Times New Roman" w:hAnsi="Times New Roman" w:eastAsia="Times New Roman"/>
+                <w:color w:val="000000"/>
+                <w:sz w:val="26"/>
+              </w:rPr>
+              <w:t>06/09/2026 19:27:36</w:t>
             </w:r>
           </w:p>
         </w:tc>
@@ -1840,6 +2743,11 @@
           </w:tcPr>
           <w:p>
             <w:r>
+              <w:rPr>
+                <w:rFonts w:ascii="Times New Roman" w:hAnsi="Times New Roman" w:eastAsia="Times New Roman"/>
+                <w:color w:val="000000"/>
+                <w:sz w:val="26"/>
+              </w:rPr>
               <w:t>Đăng xuất Doctor và đăng nhập lại bằng tài khoản Patient thành công</w:t>
             </w:r>
           </w:p>
@@ -1849,7 +2757,13 @@
             <w:tcW w:type="dxa" w:w="1440"/>
           </w:tcPr>
           <w:p>
-            <w:r/>
+            <w:r>
+              <w:rPr>
+                <w:rFonts w:ascii="Times New Roman" w:hAnsi="Times New Roman" w:eastAsia="Times New Roman"/>
+                <w:color w:val="000000"/>
+                <w:sz w:val="26"/>
+              </w:rPr>
+            </w:r>
           </w:p>
         </w:tc>
       </w:tr>
@@ -1860,6 +2774,11 @@
           </w:tcPr>
           <w:p>
             <w:r>
+              <w:rPr>
+                <w:rFonts w:ascii="Times New Roman" w:hAnsi="Times New Roman" w:eastAsia="Times New Roman"/>
+                <w:color w:val="000000"/>
+                <w:sz w:val="26"/>
+              </w:rPr>
               <w:t>TC-MEDICALHISTORY-003</w:t>
             </w:r>
           </w:p>
@@ -1870,6 +2789,11 @@
           </w:tcPr>
           <w:p>
             <w:r>
+              <w:rPr>
+                <w:rFonts w:ascii="Times New Roman" w:hAnsi="Times New Roman" w:eastAsia="Times New Roman"/>
+                <w:color w:val="000000"/>
+                <w:sz w:val="26"/>
+              </w:rPr>
               <w:t>9</w:t>
             </w:r>
           </w:p>
@@ -1880,6 +2804,11 @@
           </w:tcPr>
           <w:p>
             <w:r>
+              <w:rPr>
+                <w:rFonts w:ascii="Times New Roman" w:hAnsi="Times New Roman" w:eastAsia="Times New Roman"/>
+                <w:color w:val="000000"/>
+                <w:sz w:val="26"/>
+              </w:rPr>
               <w:t>PASS</w:t>
             </w:r>
           </w:p>
@@ -1890,7 +2819,12 @@
           </w:tcPr>
           <w:p>
             <w:r>
-              <w:t>04/09/2026 01:55:31</w:t>
+              <w:rPr>
+                <w:rFonts w:ascii="Times New Roman" w:hAnsi="Times New Roman" w:eastAsia="Times New Roman"/>
+                <w:color w:val="000000"/>
+                <w:sz w:val="26"/>
+              </w:rPr>
+              <w:t>06/09/2026 19:27:36</w:t>
             </w:r>
           </w:p>
         </w:tc>
@@ -1900,6 +2834,11 @@
           </w:tcPr>
           <w:p>
             <w:r>
+              <w:rPr>
+                <w:rFonts w:ascii="Times New Roman" w:hAnsi="Times New Roman" w:eastAsia="Times New Roman"/>
+                <w:color w:val="000000"/>
+                <w:sz w:val="26"/>
+              </w:rPr>
               <w:t>Mở trang Lịch sử khám bệnh thành công</w:t>
             </w:r>
           </w:p>
@@ -1909,7 +2848,13 @@
             <w:tcW w:type="dxa" w:w="1440"/>
           </w:tcPr>
           <w:p>
-            <w:r/>
+            <w:r>
+              <w:rPr>
+                <w:rFonts w:ascii="Times New Roman" w:hAnsi="Times New Roman" w:eastAsia="Times New Roman"/>
+                <w:color w:val="000000"/>
+                <w:sz w:val="26"/>
+              </w:rPr>
+            </w:r>
           </w:p>
         </w:tc>
       </w:tr>
@@ -1920,6 +2865,11 @@
           </w:tcPr>
           <w:p>
             <w:r>
+              <w:rPr>
+                <w:rFonts w:ascii="Times New Roman" w:hAnsi="Times New Roman" w:eastAsia="Times New Roman"/>
+                <w:color w:val="000000"/>
+                <w:sz w:val="26"/>
+              </w:rPr>
               <w:t>TC-MEDICALHISTORY-003</w:t>
             </w:r>
           </w:p>
@@ -1930,6 +2880,11 @@
           </w:tcPr>
           <w:p>
             <w:r>
+              <w:rPr>
+                <w:rFonts w:ascii="Times New Roman" w:hAnsi="Times New Roman" w:eastAsia="Times New Roman"/>
+                <w:color w:val="000000"/>
+                <w:sz w:val="26"/>
+              </w:rPr>
               <w:t>10</w:t>
             </w:r>
           </w:p>
@@ -1940,6 +2895,11 @@
           </w:tcPr>
           <w:p>
             <w:r>
+              <w:rPr>
+                <w:rFonts w:ascii="Times New Roman" w:hAnsi="Times New Roman" w:eastAsia="Times New Roman"/>
+                <w:color w:val="000000"/>
+                <w:sz w:val="26"/>
+              </w:rPr>
               <w:t>PASS</w:t>
             </w:r>
           </w:p>
@@ -1950,7 +2910,12 @@
           </w:tcPr>
           <w:p>
             <w:r>
-              <w:t>04/09/2026 01:55:34</w:t>
+              <w:rPr>
+                <w:rFonts w:ascii="Times New Roman" w:hAnsi="Times New Roman" w:eastAsia="Times New Roman"/>
+                <w:color w:val="000000"/>
+                <w:sz w:val="26"/>
+              </w:rPr>
+              <w:t>06/09/2026 19:27:39</w:t>
             </w:r>
           </w:p>
         </w:tc>
@@ -1960,6 +2925,11 @@
           </w:tcPr>
           <w:p>
             <w:r>
+              <w:rPr>
+                <w:rFonts w:ascii="Times New Roman" w:hAnsi="Times New Roman" w:eastAsia="Times New Roman"/>
+                <w:color w:val="000000"/>
+                <w:sz w:val="26"/>
+              </w:rPr>
               <w:t>Lần khám vừa hoàn thành được ghi nhận trong Lịch sử khám bệnh</w:t>
             </w:r>
           </w:p>
@@ -1970,7 +2940,12 @@
           </w:tcPr>
           <w:p>
             <w:r>
-              <w:t>Medical Record mới: 178 | Trước: 114 | Sau: 115</w:t>
+              <w:rPr>
+                <w:rFonts w:ascii="Times New Roman" w:hAnsi="Times New Roman" w:eastAsia="Times New Roman"/>
+                <w:color w:val="000000"/>
+                <w:sz w:val="26"/>
+              </w:rPr>
+              <w:t>Medical Record mới: 182 | Trước: 116 | Sau: 117</w:t>
             </w:r>
           </w:p>
         </w:tc>
@@ -1982,6 +2957,11 @@
           </w:tcPr>
           <w:p>
             <w:r>
+              <w:rPr>
+                <w:rFonts w:ascii="Times New Roman" w:hAnsi="Times New Roman" w:eastAsia="Times New Roman"/>
+                <w:color w:val="000000"/>
+                <w:sz w:val="26"/>
+              </w:rPr>
               <w:t>TC-MEDICALHISTORY-004</w:t>
             </w:r>
           </w:p>
@@ -1992,6 +2972,11 @@
           </w:tcPr>
           <w:p>
             <w:r>
+              <w:rPr>
+                <w:rFonts w:ascii="Times New Roman" w:hAnsi="Times New Roman" w:eastAsia="Times New Roman"/>
+                <w:color w:val="000000"/>
+                <w:sz w:val="26"/>
+              </w:rPr>
               <w:t>1</w:t>
             </w:r>
           </w:p>
@@ -2002,6 +2987,11 @@
           </w:tcPr>
           <w:p>
             <w:r>
+              <w:rPr>
+                <w:rFonts w:ascii="Times New Roman" w:hAnsi="Times New Roman" w:eastAsia="Times New Roman"/>
+                <w:color w:val="000000"/>
+                <w:sz w:val="26"/>
+              </w:rPr>
               <w:t>PASS</w:t>
             </w:r>
           </w:p>
@@ -2012,7 +3002,12 @@
           </w:tcPr>
           <w:p>
             <w:r>
-              <w:t>04/09/2026 01:55:40</w:t>
+              <w:rPr>
+                <w:rFonts w:ascii="Times New Roman" w:hAnsi="Times New Roman" w:eastAsia="Times New Roman"/>
+                <w:color w:val="000000"/>
+                <w:sz w:val="26"/>
+              </w:rPr>
+              <w:t>06/09/2026 19:27:46</w:t>
             </w:r>
           </w:p>
         </w:tc>
@@ -2022,6 +3017,11 @@
           </w:tcPr>
           <w:p>
             <w:r>
+              <w:rPr>
+                <w:rFonts w:ascii="Times New Roman" w:hAnsi="Times New Roman" w:eastAsia="Times New Roman"/>
+                <w:color w:val="000000"/>
+                <w:sz w:val="26"/>
+              </w:rPr>
               <w:t>Đăng nhập bằng tài khoản Patient đã có Lịch sử khám bệnh thành công</w:t>
             </w:r>
           </w:p>
@@ -2031,7 +3031,13 @@
             <w:tcW w:type="dxa" w:w="1440"/>
           </w:tcPr>
           <w:p>
-            <w:r/>
+            <w:r>
+              <w:rPr>
+                <w:rFonts w:ascii="Times New Roman" w:hAnsi="Times New Roman" w:eastAsia="Times New Roman"/>
+                <w:color w:val="000000"/>
+                <w:sz w:val="26"/>
+              </w:rPr>
+            </w:r>
           </w:p>
         </w:tc>
       </w:tr>
@@ -2042,6 +3048,11 @@
           </w:tcPr>
           <w:p>
             <w:r>
+              <w:rPr>
+                <w:rFonts w:ascii="Times New Roman" w:hAnsi="Times New Roman" w:eastAsia="Times New Roman"/>
+                <w:color w:val="000000"/>
+                <w:sz w:val="26"/>
+              </w:rPr>
               <w:t>TC-MEDICALHISTORY-004</w:t>
             </w:r>
           </w:p>
@@ -2052,6 +3063,11 @@
           </w:tcPr>
           <w:p>
             <w:r>
+              <w:rPr>
+                <w:rFonts w:ascii="Times New Roman" w:hAnsi="Times New Roman" w:eastAsia="Times New Roman"/>
+                <w:color w:val="000000"/>
+                <w:sz w:val="26"/>
+              </w:rPr>
               <w:t>2</w:t>
             </w:r>
           </w:p>
@@ -2062,6 +3078,11 @@
           </w:tcPr>
           <w:p>
             <w:r>
+              <w:rPr>
+                <w:rFonts w:ascii="Times New Roman" w:hAnsi="Times New Roman" w:eastAsia="Times New Roman"/>
+                <w:color w:val="000000"/>
+                <w:sz w:val="26"/>
+              </w:rPr>
               <w:t>PASS</w:t>
             </w:r>
           </w:p>
@@ -2072,7 +3093,12 @@
           </w:tcPr>
           <w:p>
             <w:r>
-              <w:t>04/09/2026 01:55:40</w:t>
+              <w:rPr>
+                <w:rFonts w:ascii="Times New Roman" w:hAnsi="Times New Roman" w:eastAsia="Times New Roman"/>
+                <w:color w:val="000000"/>
+                <w:sz w:val="26"/>
+              </w:rPr>
+              <w:t>06/09/2026 19:27:46</w:t>
             </w:r>
           </w:p>
         </w:tc>
@@ -2082,6 +3108,11 @@
           </w:tcPr>
           <w:p>
             <w:r>
+              <w:rPr>
+                <w:rFonts w:ascii="Times New Roman" w:hAnsi="Times New Roman" w:eastAsia="Times New Roman"/>
+                <w:color w:val="000000"/>
+                <w:sz w:val="26"/>
+              </w:rPr>
               <w:t>Mở trang Lịch sử khám bệnh thành công</w:t>
             </w:r>
           </w:p>
@@ -2091,7 +3122,13 @@
             <w:tcW w:type="dxa" w:w="1440"/>
           </w:tcPr>
           <w:p>
-            <w:r/>
+            <w:r>
+              <w:rPr>
+                <w:rFonts w:ascii="Times New Roman" w:hAnsi="Times New Roman" w:eastAsia="Times New Roman"/>
+                <w:color w:val="000000"/>
+                <w:sz w:val="26"/>
+              </w:rPr>
+            </w:r>
           </w:p>
         </w:tc>
       </w:tr>
@@ -2102,6 +3139,11 @@
           </w:tcPr>
           <w:p>
             <w:r>
+              <w:rPr>
+                <w:rFonts w:ascii="Times New Roman" w:hAnsi="Times New Roman" w:eastAsia="Times New Roman"/>
+                <w:color w:val="000000"/>
+                <w:sz w:val="26"/>
+              </w:rPr>
               <w:t>TC-MEDICALHISTORY-004</w:t>
             </w:r>
           </w:p>
@@ -2112,6 +3154,11 @@
           </w:tcPr>
           <w:p>
             <w:r>
+              <w:rPr>
+                <w:rFonts w:ascii="Times New Roman" w:hAnsi="Times New Roman" w:eastAsia="Times New Roman"/>
+                <w:color w:val="000000"/>
+                <w:sz w:val="26"/>
+              </w:rPr>
               <w:t>3</w:t>
             </w:r>
           </w:p>
@@ -2122,6 +3169,11 @@
           </w:tcPr>
           <w:p>
             <w:r>
+              <w:rPr>
+                <w:rFonts w:ascii="Times New Roman" w:hAnsi="Times New Roman" w:eastAsia="Times New Roman"/>
+                <w:color w:val="000000"/>
+                <w:sz w:val="26"/>
+              </w:rPr>
               <w:t>PASS</w:t>
             </w:r>
           </w:p>
@@ -2132,7 +3184,12 @@
           </w:tcPr>
           <w:p>
             <w:r>
-              <w:t>04/09/2026 01:55:42</w:t>
+              <w:rPr>
+                <w:rFonts w:ascii="Times New Roman" w:hAnsi="Times New Roman" w:eastAsia="Times New Roman"/>
+                <w:color w:val="000000"/>
+                <w:sz w:val="26"/>
+              </w:rPr>
+              <w:t>06/09/2026 19:27:48</w:t>
             </w:r>
           </w:p>
         </w:tc>
@@ -2142,6 +3199,11 @@
           </w:tcPr>
           <w:p>
             <w:r>
+              <w:rPr>
+                <w:rFonts w:ascii="Times New Roman" w:hAnsi="Times New Roman" w:eastAsia="Times New Roman"/>
+                <w:color w:val="000000"/>
+                <w:sz w:val="26"/>
+              </w:rPr>
               <w:t>Chọn một bản ghi và ghi nhận thông tin nhận diện thành công</w:t>
             </w:r>
           </w:p>
@@ -2152,7 +3214,12 @@
           </w:tcPr>
           <w:p>
             <w:r>
-              <w:t>Medical Record ID: 178</w:t>
+              <w:rPr>
+                <w:rFonts w:ascii="Times New Roman" w:hAnsi="Times New Roman" w:eastAsia="Times New Roman"/>
+                <w:color w:val="000000"/>
+                <w:sz w:val="26"/>
+              </w:rPr>
+              <w:t>Medical Record ID: 182</w:t>
             </w:r>
           </w:p>
         </w:tc>
@@ -2164,6 +3231,11 @@
           </w:tcPr>
           <w:p>
             <w:r>
+              <w:rPr>
+                <w:rFonts w:ascii="Times New Roman" w:hAnsi="Times New Roman" w:eastAsia="Times New Roman"/>
+                <w:color w:val="000000"/>
+                <w:sz w:val="26"/>
+              </w:rPr>
               <w:t>TC-MEDICALHISTORY-004</w:t>
             </w:r>
           </w:p>
@@ -2174,6 +3246,11 @@
           </w:tcPr>
           <w:p>
             <w:r>
+              <w:rPr>
+                <w:rFonts w:ascii="Times New Roman" w:hAnsi="Times New Roman" w:eastAsia="Times New Roman"/>
+                <w:color w:val="000000"/>
+                <w:sz w:val="26"/>
+              </w:rPr>
               <w:t>4</w:t>
             </w:r>
           </w:p>
@@ -2184,6 +3261,11 @@
           </w:tcPr>
           <w:p>
             <w:r>
+              <w:rPr>
+                <w:rFonts w:ascii="Times New Roman" w:hAnsi="Times New Roman" w:eastAsia="Times New Roman"/>
+                <w:color w:val="000000"/>
+                <w:sz w:val="26"/>
+              </w:rPr>
               <w:t>PASS</w:t>
             </w:r>
           </w:p>
@@ -2194,7 +3276,12 @@
           </w:tcPr>
           <w:p>
             <w:r>
-              <w:t>04/09/2026 01:55:43</w:t>
+              <w:rPr>
+                <w:rFonts w:ascii="Times New Roman" w:hAnsi="Times New Roman" w:eastAsia="Times New Roman"/>
+                <w:color w:val="000000"/>
+                <w:sz w:val="26"/>
+              </w:rPr>
+              <w:t>06/09/2026 19:27:48</w:t>
             </w:r>
           </w:p>
         </w:tc>
@@ -2204,6 +3291,11 @@
           </w:tcPr>
           <w:p>
             <w:r>
+              <w:rPr>
+                <w:rFonts w:ascii="Times New Roman" w:hAnsi="Times New Roman" w:eastAsia="Times New Roman"/>
+                <w:color w:val="000000"/>
+                <w:sz w:val="26"/>
+              </w:rPr>
               <w:t>Nhấn Xem chi tiết thành công</w:t>
             </w:r>
           </w:p>
@@ -2214,7 +3306,12 @@
           </w:tcPr>
           <w:p>
             <w:r>
-              <w:t>Medical Record ID: 178</w:t>
+              <w:rPr>
+                <w:rFonts w:ascii="Times New Roman" w:hAnsi="Times New Roman" w:eastAsia="Times New Roman"/>
+                <w:color w:val="000000"/>
+                <w:sz w:val="26"/>
+              </w:rPr>
+              <w:t>Medical Record ID: 182</w:t>
             </w:r>
           </w:p>
         </w:tc>
@@ -2226,6 +3323,11 @@
           </w:tcPr>
           <w:p>
             <w:r>
+              <w:rPr>
+                <w:rFonts w:ascii="Times New Roman" w:hAnsi="Times New Roman" w:eastAsia="Times New Roman"/>
+                <w:color w:val="000000"/>
+                <w:sz w:val="26"/>
+              </w:rPr>
               <w:t>TC-MEDICALHISTORY-004</w:t>
             </w:r>
           </w:p>
@@ -2236,6 +3338,11 @@
           </w:tcPr>
           <w:p>
             <w:r>
+              <w:rPr>
+                <w:rFonts w:ascii="Times New Roman" w:hAnsi="Times New Roman" w:eastAsia="Times New Roman"/>
+                <w:color w:val="000000"/>
+                <w:sz w:val="26"/>
+              </w:rPr>
               <w:t>5</w:t>
             </w:r>
           </w:p>
@@ -2246,6 +3353,11 @@
           </w:tcPr>
           <w:p>
             <w:r>
+              <w:rPr>
+                <w:rFonts w:ascii="Times New Roman" w:hAnsi="Times New Roman" w:eastAsia="Times New Roman"/>
+                <w:color w:val="000000"/>
+                <w:sz w:val="26"/>
+              </w:rPr>
               <w:t>PASS</w:t>
             </w:r>
           </w:p>
@@ -2256,7 +3368,12 @@
           </w:tcPr>
           <w:p>
             <w:r>
-              <w:t>04/09/2026 01:55:43</w:t>
+              <w:rPr>
+                <w:rFonts w:ascii="Times New Roman" w:hAnsi="Times New Roman" w:eastAsia="Times New Roman"/>
+                <w:color w:val="000000"/>
+                <w:sz w:val="26"/>
+              </w:rPr>
+              <w:t>06/09/2026 19:27:49</w:t>
             </w:r>
           </w:p>
         </w:tc>
@@ -2266,6 +3383,11 @@
           </w:tcPr>
           <w:p>
             <w:r>
+              <w:rPr>
+                <w:rFonts w:ascii="Times New Roman" w:hAnsi="Times New Roman" w:eastAsia="Times New Roman"/>
+                <w:color w:val="000000"/>
+                <w:sz w:val="26"/>
+              </w:rPr>
               <w:t>Trang chi tiết hiển thị đúng bản ghi vừa chọn</w:t>
             </w:r>
           </w:p>
@@ -2276,7 +3398,12 @@
           </w:tcPr>
           <w:p>
             <w:r>
-              <w:t>Record ID: 178 | Doctor: Tran Binh</w:t>
+              <w:rPr>
+                <w:rFonts w:ascii="Times New Roman" w:hAnsi="Times New Roman" w:eastAsia="Times New Roman"/>
+                <w:color w:val="000000"/>
+                <w:sz w:val="26"/>
+              </w:rPr>
+              <w:t>Record ID: 182 | Doctor: Tran Binh</w:t>
             </w:r>
           </w:p>
         </w:tc>
@@ -2288,6 +3415,11 @@
           </w:tcPr>
           <w:p>
             <w:r>
+              <w:rPr>
+                <w:rFonts w:ascii="Times New Roman" w:hAnsi="Times New Roman" w:eastAsia="Times New Roman"/>
+                <w:color w:val="000000"/>
+                <w:sz w:val="26"/>
+              </w:rPr>
               <w:t>TC-MEDICALHISTORY-005</w:t>
             </w:r>
           </w:p>
@@ -2298,6 +3430,11 @@
           </w:tcPr>
           <w:p>
             <w:r>
+              <w:rPr>
+                <w:rFonts w:ascii="Times New Roman" w:hAnsi="Times New Roman" w:eastAsia="Times New Roman"/>
+                <w:color w:val="000000"/>
+                <w:sz w:val="26"/>
+              </w:rPr>
               <w:t>1</w:t>
             </w:r>
           </w:p>
@@ -2308,6 +3445,11 @@
           </w:tcPr>
           <w:p>
             <w:r>
+              <w:rPr>
+                <w:rFonts w:ascii="Times New Roman" w:hAnsi="Times New Roman" w:eastAsia="Times New Roman"/>
+                <w:color w:val="000000"/>
+                <w:sz w:val="26"/>
+              </w:rPr>
               <w:t>PASS</w:t>
             </w:r>
           </w:p>
@@ -2318,7 +3460,12 @@
           </w:tcPr>
           <w:p>
             <w:r>
-              <w:t>04/09/2026 01:55:50</w:t>
+              <w:rPr>
+                <w:rFonts w:ascii="Times New Roman" w:hAnsi="Times New Roman" w:eastAsia="Times New Roman"/>
+                <w:color w:val="000000"/>
+                <w:sz w:val="26"/>
+              </w:rPr>
+              <w:t>06/09/2026 19:27:55</w:t>
             </w:r>
           </w:p>
         </w:tc>
@@ -2328,6 +3475,11 @@
           </w:tcPr>
           <w:p>
             <w:r>
+              <w:rPr>
+                <w:rFonts w:ascii="Times New Roman" w:hAnsi="Times New Roman" w:eastAsia="Times New Roman"/>
+                <w:color w:val="000000"/>
+                <w:sz w:val="26"/>
+              </w:rPr>
               <w:t>Đăng nhập bằng Patient A thành công</w:t>
             </w:r>
           </w:p>
@@ -2337,7 +3489,13 @@
             <w:tcW w:type="dxa" w:w="1440"/>
           </w:tcPr>
           <w:p>
-            <w:r/>
+            <w:r>
+              <w:rPr>
+                <w:rFonts w:ascii="Times New Roman" w:hAnsi="Times New Roman" w:eastAsia="Times New Roman"/>
+                <w:color w:val="000000"/>
+                <w:sz w:val="26"/>
+              </w:rPr>
+            </w:r>
           </w:p>
         </w:tc>
       </w:tr>
@@ -2348,6 +3506,11 @@
           </w:tcPr>
           <w:p>
             <w:r>
+              <w:rPr>
+                <w:rFonts w:ascii="Times New Roman" w:hAnsi="Times New Roman" w:eastAsia="Times New Roman"/>
+                <w:color w:val="000000"/>
+                <w:sz w:val="26"/>
+              </w:rPr>
               <w:t>TC-MEDICALHISTORY-005</w:t>
             </w:r>
           </w:p>
@@ -2358,6 +3521,11 @@
           </w:tcPr>
           <w:p>
             <w:r>
+              <w:rPr>
+                <w:rFonts w:ascii="Times New Roman" w:hAnsi="Times New Roman" w:eastAsia="Times New Roman"/>
+                <w:color w:val="000000"/>
+                <w:sz w:val="26"/>
+              </w:rPr>
               <w:t>2</w:t>
             </w:r>
           </w:p>
@@ -2368,6 +3536,11 @@
           </w:tcPr>
           <w:p>
             <w:r>
+              <w:rPr>
+                <w:rFonts w:ascii="Times New Roman" w:hAnsi="Times New Roman" w:eastAsia="Times New Roman"/>
+                <w:color w:val="000000"/>
+                <w:sz w:val="26"/>
+              </w:rPr>
               <w:t>PASS</w:t>
             </w:r>
           </w:p>
@@ -2378,7 +3551,12 @@
           </w:tcPr>
           <w:p>
             <w:r>
-              <w:t>04/09/2026 01:55:52</w:t>
+              <w:rPr>
+                <w:rFonts w:ascii="Times New Roman" w:hAnsi="Times New Roman" w:eastAsia="Times New Roman"/>
+                <w:color w:val="000000"/>
+                <w:sz w:val="26"/>
+              </w:rPr>
+              <w:t>06/09/2026 19:27:57</w:t>
             </w:r>
           </w:p>
         </w:tc>
@@ -2388,6 +3566,11 @@
           </w:tcPr>
           <w:p>
             <w:r>
+              <w:rPr>
+                <w:rFonts w:ascii="Times New Roman" w:hAnsi="Times New Roman" w:eastAsia="Times New Roman"/>
+                <w:color w:val="000000"/>
+                <w:sz w:val="26"/>
+              </w:rPr>
               <w:t>Mở Lịch sử khám bệnh và ghi nhận các bản ghi của Patient A thành công</w:t>
             </w:r>
           </w:p>
@@ -2398,7 +3581,12 @@
           </w:tcPr>
           <w:p>
             <w:r>
-              <w:t>Số Medical Record: 115</w:t>
+              <w:rPr>
+                <w:rFonts w:ascii="Times New Roman" w:hAnsi="Times New Roman" w:eastAsia="Times New Roman"/>
+                <w:color w:val="000000"/>
+                <w:sz w:val="26"/>
+              </w:rPr>
+              <w:t>Số Medical Record: 117</w:t>
             </w:r>
           </w:p>
         </w:tc>
@@ -2410,6 +3598,11 @@
           </w:tcPr>
           <w:p>
             <w:r>
+              <w:rPr>
+                <w:rFonts w:ascii="Times New Roman" w:hAnsi="Times New Roman" w:eastAsia="Times New Roman"/>
+                <w:color w:val="000000"/>
+                <w:sz w:val="26"/>
+              </w:rPr>
               <w:t>TC-MEDICALHISTORY-005</w:t>
             </w:r>
           </w:p>
@@ -2420,6 +3613,11 @@
           </w:tcPr>
           <w:p>
             <w:r>
+              <w:rPr>
+                <w:rFonts w:ascii="Times New Roman" w:hAnsi="Times New Roman" w:eastAsia="Times New Roman"/>
+                <w:color w:val="000000"/>
+                <w:sz w:val="26"/>
+              </w:rPr>
               <w:t>3</w:t>
             </w:r>
           </w:p>
@@ -2430,6 +3628,11 @@
           </w:tcPr>
           <w:p>
             <w:r>
+              <w:rPr>
+                <w:rFonts w:ascii="Times New Roman" w:hAnsi="Times New Roman" w:eastAsia="Times New Roman"/>
+                <w:color w:val="000000"/>
+                <w:sz w:val="26"/>
+              </w:rPr>
               <w:t>PASS</w:t>
             </w:r>
           </w:p>
@@ -2440,7 +3643,12 @@
           </w:tcPr>
           <w:p>
             <w:r>
-              <w:t>04/09/2026 01:55:52</w:t>
+              <w:rPr>
+                <w:rFonts w:ascii="Times New Roman" w:hAnsi="Times New Roman" w:eastAsia="Times New Roman"/>
+                <w:color w:val="000000"/>
+                <w:sz w:val="26"/>
+              </w:rPr>
+              <w:t>06/09/2026 19:27:58</w:t>
             </w:r>
           </w:p>
         </w:tc>
@@ -2450,6 +3658,11 @@
           </w:tcPr>
           <w:p>
             <w:r>
+              <w:rPr>
+                <w:rFonts w:ascii="Times New Roman" w:hAnsi="Times New Roman" w:eastAsia="Times New Roman"/>
+                <w:color w:val="000000"/>
+                <w:sz w:val="26"/>
+              </w:rPr>
               <w:t>Đăng xuất Patient A thành công</w:t>
             </w:r>
           </w:p>
@@ -2459,7 +3672,13 @@
             <w:tcW w:type="dxa" w:w="1440"/>
           </w:tcPr>
           <w:p>
-            <w:r/>
+            <w:r>
+              <w:rPr>
+                <w:rFonts w:ascii="Times New Roman" w:hAnsi="Times New Roman" w:eastAsia="Times New Roman"/>
+                <w:color w:val="000000"/>
+                <w:sz w:val="26"/>
+              </w:rPr>
+            </w:r>
           </w:p>
         </w:tc>
       </w:tr>
@@ -2470,6 +3689,11 @@
           </w:tcPr>
           <w:p>
             <w:r>
+              <w:rPr>
+                <w:rFonts w:ascii="Times New Roman" w:hAnsi="Times New Roman" w:eastAsia="Times New Roman"/>
+                <w:color w:val="000000"/>
+                <w:sz w:val="26"/>
+              </w:rPr>
               <w:t>TC-MEDICALHISTORY-005</w:t>
             </w:r>
           </w:p>
@@ -2480,6 +3704,11 @@
           </w:tcPr>
           <w:p>
             <w:r>
+              <w:rPr>
+                <w:rFonts w:ascii="Times New Roman" w:hAnsi="Times New Roman" w:eastAsia="Times New Roman"/>
+                <w:color w:val="000000"/>
+                <w:sz w:val="26"/>
+              </w:rPr>
               <w:t>4</w:t>
             </w:r>
           </w:p>
@@ -2490,6 +3719,11 @@
           </w:tcPr>
           <w:p>
             <w:r>
+              <w:rPr>
+                <w:rFonts w:ascii="Times New Roman" w:hAnsi="Times New Roman" w:eastAsia="Times New Roman"/>
+                <w:color w:val="000000"/>
+                <w:sz w:val="26"/>
+              </w:rPr>
               <w:t>PASS</w:t>
             </w:r>
           </w:p>
@@ -2500,7 +3734,12 @@
           </w:tcPr>
           <w:p>
             <w:r>
-              <w:t>04/09/2026 01:55:53</w:t>
+              <w:rPr>
+                <w:rFonts w:ascii="Times New Roman" w:hAnsi="Times New Roman" w:eastAsia="Times New Roman"/>
+                <w:color w:val="000000"/>
+                <w:sz w:val="26"/>
+              </w:rPr>
+              <w:t>06/09/2026 19:27:59</w:t>
             </w:r>
           </w:p>
         </w:tc>
@@ -2510,6 +3749,11 @@
           </w:tcPr>
           <w:p>
             <w:r>
+              <w:rPr>
+                <w:rFonts w:ascii="Times New Roman" w:hAnsi="Times New Roman" w:eastAsia="Times New Roman"/>
+                <w:color w:val="000000"/>
+                <w:sz w:val="26"/>
+              </w:rPr>
               <w:t>Đăng nhập bằng Patient B thành công</w:t>
             </w:r>
           </w:p>
@@ -2519,7 +3763,13 @@
             <w:tcW w:type="dxa" w:w="1440"/>
           </w:tcPr>
           <w:p>
-            <w:r/>
+            <w:r>
+              <w:rPr>
+                <w:rFonts w:ascii="Times New Roman" w:hAnsi="Times New Roman" w:eastAsia="Times New Roman"/>
+                <w:color w:val="000000"/>
+                <w:sz w:val="26"/>
+              </w:rPr>
+            </w:r>
           </w:p>
         </w:tc>
       </w:tr>
@@ -2530,6 +3780,11 @@
           </w:tcPr>
           <w:p>
             <w:r>
+              <w:rPr>
+                <w:rFonts w:ascii="Times New Roman" w:hAnsi="Times New Roman" w:eastAsia="Times New Roman"/>
+                <w:color w:val="000000"/>
+                <w:sz w:val="26"/>
+              </w:rPr>
               <w:t>TC-MEDICALHISTORY-005</w:t>
             </w:r>
           </w:p>
@@ -2540,6 +3795,11 @@
           </w:tcPr>
           <w:p>
             <w:r>
+              <w:rPr>
+                <w:rFonts w:ascii="Times New Roman" w:hAnsi="Times New Roman" w:eastAsia="Times New Roman"/>
+                <w:color w:val="000000"/>
+                <w:sz w:val="26"/>
+              </w:rPr>
               <w:t>5</w:t>
             </w:r>
           </w:p>
@@ -2550,6 +3810,11 @@
           </w:tcPr>
           <w:p>
             <w:r>
+              <w:rPr>
+                <w:rFonts w:ascii="Times New Roman" w:hAnsi="Times New Roman" w:eastAsia="Times New Roman"/>
+                <w:color w:val="000000"/>
+                <w:sz w:val="26"/>
+              </w:rPr>
               <w:t>PASS</w:t>
             </w:r>
           </w:p>
@@ -2560,7 +3825,12 @@
           </w:tcPr>
           <w:p>
             <w:r>
-              <w:t>04/09/2026 01:55:53</w:t>
+              <w:rPr>
+                <w:rFonts w:ascii="Times New Roman" w:hAnsi="Times New Roman" w:eastAsia="Times New Roman"/>
+                <w:color w:val="000000"/>
+                <w:sz w:val="26"/>
+              </w:rPr>
+              <w:t>06/09/2026 19:27:59</w:t>
             </w:r>
           </w:p>
         </w:tc>
@@ -2570,6 +3840,11 @@
           </w:tcPr>
           <w:p>
             <w:r>
+              <w:rPr>
+                <w:rFonts w:ascii="Times New Roman" w:hAnsi="Times New Roman" w:eastAsia="Times New Roman"/>
+                <w:color w:val="000000"/>
+                <w:sz w:val="26"/>
+              </w:rPr>
               <w:t>Mở trang Lịch sử khám bệnh của Patient B thành công</w:t>
             </w:r>
           </w:p>
@@ -2580,6 +3855,11 @@
           </w:tcPr>
           <w:p>
             <w:r>
+              <w:rPr>
+                <w:rFonts w:ascii="Times New Roman" w:hAnsi="Times New Roman" w:eastAsia="Times New Roman"/>
+                <w:color w:val="000000"/>
+                <w:sz w:val="26"/>
+              </w:rPr>
               <w:t>Số Medical Record: 4</w:t>
             </w:r>
           </w:p>
@@ -2592,6 +3872,11 @@
           </w:tcPr>
           <w:p>
             <w:r>
+              <w:rPr>
+                <w:rFonts w:ascii="Times New Roman" w:hAnsi="Times New Roman" w:eastAsia="Times New Roman"/>
+                <w:color w:val="000000"/>
+                <w:sz w:val="26"/>
+              </w:rPr>
               <w:t>TC-MEDICALHISTORY-005</w:t>
             </w:r>
           </w:p>
@@ -2602,6 +3887,11 @@
           </w:tcPr>
           <w:p>
             <w:r>
+              <w:rPr>
+                <w:rFonts w:ascii="Times New Roman" w:hAnsi="Times New Roman" w:eastAsia="Times New Roman"/>
+                <w:color w:val="000000"/>
+                <w:sz w:val="26"/>
+              </w:rPr>
               <w:t>6</w:t>
             </w:r>
           </w:p>
@@ -2612,6 +3902,11 @@
           </w:tcPr>
           <w:p>
             <w:r>
+              <w:rPr>
+                <w:rFonts w:ascii="Times New Roman" w:hAnsi="Times New Roman" w:eastAsia="Times New Roman"/>
+                <w:color w:val="000000"/>
+                <w:sz w:val="26"/>
+              </w:rPr>
               <w:t>PASS</w:t>
             </w:r>
           </w:p>
@@ -2622,7 +3917,12 @@
           </w:tcPr>
           <w:p>
             <w:r>
-              <w:t>04/09/2026 01:55:53</w:t>
+              <w:rPr>
+                <w:rFonts w:ascii="Times New Roman" w:hAnsi="Times New Roman" w:eastAsia="Times New Roman"/>
+                <w:color w:val="000000"/>
+                <w:sz w:val="26"/>
+              </w:rPr>
+              <w:t>06/09/2026 19:27:59</w:t>
             </w:r>
           </w:p>
         </w:tc>
@@ -2632,6 +3932,11 @@
           </w:tcPr>
           <w:p>
             <w:r>
+              <w:rPr>
+                <w:rFonts w:ascii="Times New Roman" w:hAnsi="Times New Roman" w:eastAsia="Times New Roman"/>
+                <w:color w:val="000000"/>
+                <w:sz w:val="26"/>
+              </w:rPr>
               <w:t>Lịch sử khám bệnh được phân tách đúng giữa Patient A và Patient B</w:t>
             </w:r>
           </w:p>
@@ -2642,7 +3947,12 @@
           </w:tcPr>
           <w:p>
             <w:r>
-              <w:t>Patient A: 115 record | Patient B: 4 record</w:t>
+              <w:rPr>
+                <w:rFonts w:ascii="Times New Roman" w:hAnsi="Times New Roman" w:eastAsia="Times New Roman"/>
+                <w:color w:val="000000"/>
+                <w:sz w:val="26"/>
+              </w:rPr>
+              <w:t>Patient A: 117 record | Patient B: 4 record</w:t>
             </w:r>
           </w:p>
         </w:tc>
@@ -2654,6 +3964,11 @@
           </w:tcPr>
           <w:p>
             <w:r>
+              <w:rPr>
+                <w:rFonts w:ascii="Times New Roman" w:hAnsi="Times New Roman" w:eastAsia="Times New Roman"/>
+                <w:color w:val="000000"/>
+                <w:sz w:val="26"/>
+              </w:rPr>
               <w:t>TC-MEDICALHISTORY-006</w:t>
             </w:r>
           </w:p>
@@ -2664,6 +3979,11 @@
           </w:tcPr>
           <w:p>
             <w:r>
+              <w:rPr>
+                <w:rFonts w:ascii="Times New Roman" w:hAnsi="Times New Roman" w:eastAsia="Times New Roman"/>
+                <w:color w:val="000000"/>
+                <w:sz w:val="26"/>
+              </w:rPr>
               <w:t>1</w:t>
             </w:r>
           </w:p>
@@ -2674,6 +3994,11 @@
           </w:tcPr>
           <w:p>
             <w:r>
+              <w:rPr>
+                <w:rFonts w:ascii="Times New Roman" w:hAnsi="Times New Roman" w:eastAsia="Times New Roman"/>
+                <w:color w:val="000000"/>
+                <w:sz w:val="26"/>
+              </w:rPr>
               <w:t>PASS</w:t>
             </w:r>
           </w:p>
@@ -2684,7 +4009,12 @@
           </w:tcPr>
           <w:p>
             <w:r>
-              <w:t>04/09/2026 01:56:00</w:t>
+              <w:rPr>
+                <w:rFonts w:ascii="Times New Roman" w:hAnsi="Times New Roman" w:eastAsia="Times New Roman"/>
+                <w:color w:val="000000"/>
+                <w:sz w:val="26"/>
+              </w:rPr>
+              <w:t>06/09/2026 19:28:06</w:t>
             </w:r>
           </w:p>
         </w:tc>
@@ -2694,6 +4024,11 @@
           </w:tcPr>
           <w:p>
             <w:r>
+              <w:rPr>
+                <w:rFonts w:ascii="Times New Roman" w:hAnsi="Times New Roman" w:eastAsia="Times New Roman"/>
+                <w:color w:val="000000"/>
+                <w:sz w:val="26"/>
+              </w:rPr>
               <w:t>Đăng nhập bằng tài khoản Patient đã có hồ sơ bệnh án hoàn thành thành công</w:t>
             </w:r>
           </w:p>
@@ -2703,7 +4038,13 @@
             <w:tcW w:type="dxa" w:w="1440"/>
           </w:tcPr>
           <w:p>
-            <w:r/>
+            <w:r>
+              <w:rPr>
+                <w:rFonts w:ascii="Times New Roman" w:hAnsi="Times New Roman" w:eastAsia="Times New Roman"/>
+                <w:color w:val="000000"/>
+                <w:sz w:val="26"/>
+              </w:rPr>
+            </w:r>
           </w:p>
         </w:tc>
       </w:tr>
@@ -2714,6 +4055,11 @@
           </w:tcPr>
           <w:p>
             <w:r>
+              <w:rPr>
+                <w:rFonts w:ascii="Times New Roman" w:hAnsi="Times New Roman" w:eastAsia="Times New Roman"/>
+                <w:color w:val="000000"/>
+                <w:sz w:val="26"/>
+              </w:rPr>
               <w:t>TC-MEDICALHISTORY-006</w:t>
             </w:r>
           </w:p>
@@ -2724,6 +4070,11 @@
           </w:tcPr>
           <w:p>
             <w:r>
+              <w:rPr>
+                <w:rFonts w:ascii="Times New Roman" w:hAnsi="Times New Roman" w:eastAsia="Times New Roman"/>
+                <w:color w:val="000000"/>
+                <w:sz w:val="26"/>
+              </w:rPr>
               <w:t>2</w:t>
             </w:r>
           </w:p>
@@ -2734,6 +4085,11 @@
           </w:tcPr>
           <w:p>
             <w:r>
+              <w:rPr>
+                <w:rFonts w:ascii="Times New Roman" w:hAnsi="Times New Roman" w:eastAsia="Times New Roman"/>
+                <w:color w:val="000000"/>
+                <w:sz w:val="26"/>
+              </w:rPr>
               <w:t>PASS</w:t>
             </w:r>
           </w:p>
@@ -2744,7 +4100,12 @@
           </w:tcPr>
           <w:p>
             <w:r>
-              <w:t>04/09/2026 01:56:03</w:t>
+              <w:rPr>
+                <w:rFonts w:ascii="Times New Roman" w:hAnsi="Times New Roman" w:eastAsia="Times New Roman"/>
+                <w:color w:val="000000"/>
+                <w:sz w:val="26"/>
+              </w:rPr>
+              <w:t>06/09/2026 19:28:09</w:t>
             </w:r>
           </w:p>
         </w:tc>
@@ -2754,6 +4115,11 @@
           </w:tcPr>
           <w:p>
             <w:r>
+              <w:rPr>
+                <w:rFonts w:ascii="Times New Roman" w:hAnsi="Times New Roman" w:eastAsia="Times New Roman"/>
+                <w:color w:val="000000"/>
+                <w:sz w:val="26"/>
+              </w:rPr>
               <w:t>Mở Lịch sử khám bệnh và ghi nhận thông tin bản ghi thành công</w:t>
             </w:r>
           </w:p>
@@ -2764,6 +4130,11 @@
           </w:tcPr>
           <w:p>
             <w:r>
+              <w:rPr>
+                <w:rFonts w:ascii="Times New Roman" w:hAnsi="Times New Roman" w:eastAsia="Times New Roman"/>
+                <w:color w:val="000000"/>
+                <w:sz w:val="26"/>
+              </w:rPr>
               <w:t>Medical Record ID: 147</w:t>
             </w:r>
           </w:p>
@@ -2776,6 +4147,11 @@
           </w:tcPr>
           <w:p>
             <w:r>
+              <w:rPr>
+                <w:rFonts w:ascii="Times New Roman" w:hAnsi="Times New Roman" w:eastAsia="Times New Roman"/>
+                <w:color w:val="000000"/>
+                <w:sz w:val="26"/>
+              </w:rPr>
               <w:t>TC-MEDICALHISTORY-006</w:t>
             </w:r>
           </w:p>
@@ -2786,6 +4162,11 @@
           </w:tcPr>
           <w:p>
             <w:r>
+              <w:rPr>
+                <w:rFonts w:ascii="Times New Roman" w:hAnsi="Times New Roman" w:eastAsia="Times New Roman"/>
+                <w:color w:val="000000"/>
+                <w:sz w:val="26"/>
+              </w:rPr>
               <w:t>3</w:t>
             </w:r>
           </w:p>
@@ -2796,6 +4177,11 @@
           </w:tcPr>
           <w:p>
             <w:r>
+              <w:rPr>
+                <w:rFonts w:ascii="Times New Roman" w:hAnsi="Times New Roman" w:eastAsia="Times New Roman"/>
+                <w:color w:val="000000"/>
+                <w:sz w:val="26"/>
+              </w:rPr>
               <w:t>PASS</w:t>
             </w:r>
           </w:p>
@@ -2806,7 +4192,12 @@
           </w:tcPr>
           <w:p>
             <w:r>
-              <w:t>04/09/2026 01:56:05</w:t>
+              <w:rPr>
+                <w:rFonts w:ascii="Times New Roman" w:hAnsi="Times New Roman" w:eastAsia="Times New Roman"/>
+                <w:color w:val="000000"/>
+                <w:sz w:val="26"/>
+              </w:rPr>
+              <w:t>06/09/2026 19:28:11</w:t>
             </w:r>
           </w:p>
         </w:tc>
@@ -2816,6 +4207,11 @@
           </w:tcPr>
           <w:p>
             <w:r>
+              <w:rPr>
+                <w:rFonts w:ascii="Times New Roman" w:hAnsi="Times New Roman" w:eastAsia="Times New Roman"/>
+                <w:color w:val="000000"/>
+                <w:sz w:val="26"/>
+              </w:rPr>
               <w:t>Đăng xuất Patient và đăng nhập Doctor phụ trách thành công</w:t>
             </w:r>
           </w:p>
@@ -2825,7 +4221,13 @@
             <w:tcW w:type="dxa" w:w="1440"/>
           </w:tcPr>
           <w:p>
-            <w:r/>
+            <w:r>
+              <w:rPr>
+                <w:rFonts w:ascii="Times New Roman" w:hAnsi="Times New Roman" w:eastAsia="Times New Roman"/>
+                <w:color w:val="000000"/>
+                <w:sz w:val="26"/>
+              </w:rPr>
+            </w:r>
           </w:p>
         </w:tc>
       </w:tr>
@@ -2836,6 +4238,11 @@
           </w:tcPr>
           <w:p>
             <w:r>
+              <w:rPr>
+                <w:rFonts w:ascii="Times New Roman" w:hAnsi="Times New Roman" w:eastAsia="Times New Roman"/>
+                <w:color w:val="000000"/>
+                <w:sz w:val="26"/>
+              </w:rPr>
               <w:t>TC-MEDICALHISTORY-006</w:t>
             </w:r>
           </w:p>
@@ -2846,6 +4253,11 @@
           </w:tcPr>
           <w:p>
             <w:r>
+              <w:rPr>
+                <w:rFonts w:ascii="Times New Roman" w:hAnsi="Times New Roman" w:eastAsia="Times New Roman"/>
+                <w:color w:val="000000"/>
+                <w:sz w:val="26"/>
+              </w:rPr>
               <w:t>4</w:t>
             </w:r>
           </w:p>
@@ -2856,6 +4268,11 @@
           </w:tcPr>
           <w:p>
             <w:r>
+              <w:rPr>
+                <w:rFonts w:ascii="Times New Roman" w:hAnsi="Times New Roman" w:eastAsia="Times New Roman"/>
+                <w:color w:val="000000"/>
+                <w:sz w:val="26"/>
+              </w:rPr>
               <w:t>PASS</w:t>
             </w:r>
           </w:p>
@@ -2866,7 +4283,12 @@
           </w:tcPr>
           <w:p>
             <w:r>
-              <w:t>04/09/2026 01:56:06</w:t>
+              <w:rPr>
+                <w:rFonts w:ascii="Times New Roman" w:hAnsi="Times New Roman" w:eastAsia="Times New Roman"/>
+                <w:color w:val="000000"/>
+                <w:sz w:val="26"/>
+              </w:rPr>
+              <w:t>06/09/2026 19:28:12</w:t>
             </w:r>
           </w:p>
         </w:tc>
@@ -2876,6 +4298,11 @@
           </w:tcPr>
           <w:p>
             <w:r>
+              <w:rPr>
+                <w:rFonts w:ascii="Times New Roman" w:hAnsi="Times New Roman" w:eastAsia="Times New Roman"/>
+                <w:color w:val="000000"/>
+                <w:sz w:val="26"/>
+              </w:rPr>
               <w:t>Mở hồ sơ bệnh án và chọn Cập nhật hồ sơ thành công</w:t>
             </w:r>
           </w:p>
@@ -2886,6 +4313,11 @@
           </w:tcPr>
           <w:p>
             <w:r>
+              <w:rPr>
+                <w:rFonts w:ascii="Times New Roman" w:hAnsi="Times New Roman" w:eastAsia="Times New Roman"/>
+                <w:color w:val="000000"/>
+                <w:sz w:val="26"/>
+              </w:rPr>
               <w:t>Medical Record ID: 147</w:t>
             </w:r>
           </w:p>
@@ -2898,6 +4330,11 @@
           </w:tcPr>
           <w:p>
             <w:r>
+              <w:rPr>
+                <w:rFonts w:ascii="Times New Roman" w:hAnsi="Times New Roman" w:eastAsia="Times New Roman"/>
+                <w:color w:val="000000"/>
+                <w:sz w:val="26"/>
+              </w:rPr>
               <w:t>TC-MEDICALHISTORY-006</w:t>
             </w:r>
           </w:p>
@@ -2908,6 +4345,11 @@
           </w:tcPr>
           <w:p>
             <w:r>
+              <w:rPr>
+                <w:rFonts w:ascii="Times New Roman" w:hAnsi="Times New Roman" w:eastAsia="Times New Roman"/>
+                <w:color w:val="000000"/>
+                <w:sz w:val="26"/>
+              </w:rPr>
               <w:t>5</w:t>
             </w:r>
           </w:p>
@@ -2918,6 +4360,11 @@
           </w:tcPr>
           <w:p>
             <w:r>
+              <w:rPr>
+                <w:rFonts w:ascii="Times New Roman" w:hAnsi="Times New Roman" w:eastAsia="Times New Roman"/>
+                <w:color w:val="000000"/>
+                <w:sz w:val="26"/>
+              </w:rPr>
               <w:t>PASS</w:t>
             </w:r>
           </w:p>
@@ -2928,7 +4375,12 @@
           </w:tcPr>
           <w:p>
             <w:r>
-              <w:t>04/09/2026 01:56:10</w:t>
+              <w:rPr>
+                <w:rFonts w:ascii="Times New Roman" w:hAnsi="Times New Roman" w:eastAsia="Times New Roman"/>
+                <w:color w:val="000000"/>
+                <w:sz w:val="26"/>
+              </w:rPr>
+              <w:t>06/09/2026 19:28:16</w:t>
             </w:r>
           </w:p>
         </w:tc>
@@ -2938,6 +4390,11 @@
           </w:tcPr>
           <w:p>
             <w:r>
+              <w:rPr>
+                <w:rFonts w:ascii="Times New Roman" w:hAnsi="Times New Roman" w:eastAsia="Times New Roman"/>
+                <w:color w:val="000000"/>
+                <w:sz w:val="26"/>
+              </w:rPr>
               <w:t>Thay đổi thông tin khám và lưu cập nhật thành công</w:t>
             </w:r>
           </w:p>
@@ -2948,7 +4405,12 @@
           </w:tcPr>
           <w:p>
             <w:r>
-              <w:t>Diagnosis: Chẩn đoán cập nhật TC-MEDICALHISTORY-006 1788461766 | Treatment: Hướng điều trị cập nhật TC-MEDICALHISTORY-006 1788461766</w:t>
+              <w:rPr>
+                <w:rFonts w:ascii="Times New Roman" w:hAnsi="Times New Roman" w:eastAsia="Times New Roman"/>
+                <w:color w:val="000000"/>
+                <w:sz w:val="26"/>
+              </w:rPr>
+              <w:t>Diagnosis: Chẩn đoán cập nhật TC-MEDICALHISTORY-006 1788697692 | Treatment: Hướng điều trị cập nhật TC-MEDICALHISTORY-006 1788697692</w:t>
             </w:r>
           </w:p>
         </w:tc>
@@ -2960,6 +4422,11 @@
           </w:tcPr>
           <w:p>
             <w:r>
+              <w:rPr>
+                <w:rFonts w:ascii="Times New Roman" w:hAnsi="Times New Roman" w:eastAsia="Times New Roman"/>
+                <w:color w:val="000000"/>
+                <w:sz w:val="26"/>
+              </w:rPr>
               <w:t>TC-MEDICALHISTORY-006</w:t>
             </w:r>
           </w:p>
@@ -2970,6 +4437,11 @@
           </w:tcPr>
           <w:p>
             <w:r>
+              <w:rPr>
+                <w:rFonts w:ascii="Times New Roman" w:hAnsi="Times New Roman" w:eastAsia="Times New Roman"/>
+                <w:color w:val="000000"/>
+                <w:sz w:val="26"/>
+              </w:rPr>
               <w:t>6</w:t>
             </w:r>
           </w:p>
@@ -2980,6 +4452,11 @@
           </w:tcPr>
           <w:p>
             <w:r>
+              <w:rPr>
+                <w:rFonts w:ascii="Times New Roman" w:hAnsi="Times New Roman" w:eastAsia="Times New Roman"/>
+                <w:color w:val="000000"/>
+                <w:sz w:val="26"/>
+              </w:rPr>
               <w:t>PASS</w:t>
             </w:r>
           </w:p>
@@ -2990,7 +4467,12 @@
           </w:tcPr>
           <w:p>
             <w:r>
-              <w:t>04/09/2026 01:56:12</w:t>
+              <w:rPr>
+                <w:rFonts w:ascii="Times New Roman" w:hAnsi="Times New Roman" w:eastAsia="Times New Roman"/>
+                <w:color w:val="000000"/>
+                <w:sz w:val="26"/>
+              </w:rPr>
+              <w:t>06/09/2026 19:28:18</w:t>
             </w:r>
           </w:p>
         </w:tc>
@@ -3000,6 +4482,11 @@
           </w:tcPr>
           <w:p>
             <w:r>
+              <w:rPr>
+                <w:rFonts w:ascii="Times New Roman" w:hAnsi="Times New Roman" w:eastAsia="Times New Roman"/>
+                <w:color w:val="000000"/>
+                <w:sz w:val="26"/>
+              </w:rPr>
               <w:t>Đăng xuất Doctor và đăng nhập lại bằng Patient thành công</w:t>
             </w:r>
           </w:p>
@@ -3009,7 +4496,13 @@
             <w:tcW w:type="dxa" w:w="1440"/>
           </w:tcPr>
           <w:p>
-            <w:r/>
+            <w:r>
+              <w:rPr>
+                <w:rFonts w:ascii="Times New Roman" w:hAnsi="Times New Roman" w:eastAsia="Times New Roman"/>
+                <w:color w:val="000000"/>
+                <w:sz w:val="26"/>
+              </w:rPr>
+            </w:r>
           </w:p>
         </w:tc>
       </w:tr>
@@ -3020,6 +4513,11 @@
           </w:tcPr>
           <w:p>
             <w:r>
+              <w:rPr>
+                <w:rFonts w:ascii="Times New Roman" w:hAnsi="Times New Roman" w:eastAsia="Times New Roman"/>
+                <w:color w:val="000000"/>
+                <w:sz w:val="26"/>
+              </w:rPr>
               <w:t>TC-MEDICALHISTORY-006</w:t>
             </w:r>
           </w:p>
@@ -3030,6 +4528,11 @@
           </w:tcPr>
           <w:p>
             <w:r>
+              <w:rPr>
+                <w:rFonts w:ascii="Times New Roman" w:hAnsi="Times New Roman" w:eastAsia="Times New Roman"/>
+                <w:color w:val="000000"/>
+                <w:sz w:val="26"/>
+              </w:rPr>
               <w:t>7</w:t>
             </w:r>
           </w:p>
@@ -3040,6 +4543,11 @@
           </w:tcPr>
           <w:p>
             <w:r>
+              <w:rPr>
+                <w:rFonts w:ascii="Times New Roman" w:hAnsi="Times New Roman" w:eastAsia="Times New Roman"/>
+                <w:color w:val="000000"/>
+                <w:sz w:val="26"/>
+              </w:rPr>
               <w:t>PASS</w:t>
             </w:r>
           </w:p>
@@ -3050,7 +4558,12 @@
           </w:tcPr>
           <w:p>
             <w:r>
-              <w:t>04/09/2026 01:56:12</w:t>
+              <w:rPr>
+                <w:rFonts w:ascii="Times New Roman" w:hAnsi="Times New Roman" w:eastAsia="Times New Roman"/>
+                <w:color w:val="000000"/>
+                <w:sz w:val="26"/>
+              </w:rPr>
+              <w:t>06/09/2026 19:28:18</w:t>
             </w:r>
           </w:p>
         </w:tc>
@@ -3060,6 +4573,11 @@
           </w:tcPr>
           <w:p>
             <w:r>
+              <w:rPr>
+                <w:rFonts w:ascii="Times New Roman" w:hAnsi="Times New Roman" w:eastAsia="Times New Roman"/>
+                <w:color w:val="000000"/>
+                <w:sz w:val="26"/>
+              </w:rPr>
               <w:t>Mở trang Lịch sử khám bệnh thành công</w:t>
             </w:r>
           </w:p>
@@ -3069,7 +4587,13 @@
             <w:tcW w:type="dxa" w:w="1440"/>
           </w:tcPr>
           <w:p>
-            <w:r/>
+            <w:r>
+              <w:rPr>
+                <w:rFonts w:ascii="Times New Roman" w:hAnsi="Times New Roman" w:eastAsia="Times New Roman"/>
+                <w:color w:val="000000"/>
+                <w:sz w:val="26"/>
+              </w:rPr>
+            </w:r>
           </w:p>
         </w:tc>
       </w:tr>
@@ -3080,6 +4604,11 @@
           </w:tcPr>
           <w:p>
             <w:r>
+              <w:rPr>
+                <w:rFonts w:ascii="Times New Roman" w:hAnsi="Times New Roman" w:eastAsia="Times New Roman"/>
+                <w:color w:val="000000"/>
+                <w:sz w:val="26"/>
+              </w:rPr>
               <w:t>TC-MEDICALHISTORY-006</w:t>
             </w:r>
           </w:p>
@@ -3090,6 +4619,11 @@
           </w:tcPr>
           <w:p>
             <w:r>
+              <w:rPr>
+                <w:rFonts w:ascii="Times New Roman" w:hAnsi="Times New Roman" w:eastAsia="Times New Roman"/>
+                <w:color w:val="000000"/>
+                <w:sz w:val="26"/>
+              </w:rPr>
               <w:t>8</w:t>
             </w:r>
           </w:p>
@@ -3100,6 +4634,11 @@
           </w:tcPr>
           <w:p>
             <w:r>
+              <w:rPr>
+                <w:rFonts w:ascii="Times New Roman" w:hAnsi="Times New Roman" w:eastAsia="Times New Roman"/>
+                <w:color w:val="000000"/>
+                <w:sz w:val="26"/>
+              </w:rPr>
               <w:t>PASS</w:t>
             </w:r>
           </w:p>
@@ -3110,7 +4649,12 @@
           </w:tcPr>
           <w:p>
             <w:r>
-              <w:t>04/09/2026 01:56:16</w:t>
+              <w:rPr>
+                <w:rFonts w:ascii="Times New Roman" w:hAnsi="Times New Roman" w:eastAsia="Times New Roman"/>
+                <w:color w:val="000000"/>
+                <w:sz w:val="26"/>
+              </w:rPr>
+              <w:t>06/09/2026 19:28:22</w:t>
             </w:r>
           </w:p>
         </w:tc>
@@ -3120,6 +4664,11 @@
           </w:tcPr>
           <w:p>
             <w:r>
+              <w:rPr>
+                <w:rFonts w:ascii="Times New Roman" w:hAnsi="Times New Roman" w:eastAsia="Times New Roman"/>
+                <w:color w:val="000000"/>
+                <w:sz w:val="26"/>
+              </w:rPr>
               <w:t>Bản ghi vừa được Doctor cập nhật hiển thị đúng trong Lịch sử khám bệnh</w:t>
             </w:r>
           </w:p>
@@ -3130,7 +4679,12 @@
           </w:tcPr>
           <w:p>
             <w:r>
-              <w:t>Record ID giữ nguyên: 147 | Tổng record: 115</w:t>
+              <w:rPr>
+                <w:rFonts w:ascii="Times New Roman" w:hAnsi="Times New Roman" w:eastAsia="Times New Roman"/>
+                <w:color w:val="000000"/>
+                <w:sz w:val="26"/>
+              </w:rPr>
+              <w:t>Record ID giữ nguyên: 147 | Tổng record: 117</w:t>
             </w:r>
           </w:p>
         </w:tc>
@@ -3509,6 +5063,11 @@
     <w:name w:val="Normal"/>
     <w:qFormat/>
     <w:rsid w:val="00FC693F"/>
+    <w:rPr>
+      <w:rFonts w:ascii="Times New Roman" w:hAnsi="Times New Roman" w:eastAsia="Times New Roman"/>
+      <w:color w:val="000000"/>
+      <w:sz w:val="26"/>
+    </w:rPr>
   </w:style>
   <w:style w:type="paragraph" w:styleId="Header">
     <w:name w:val="header"/>

--- a/Selenium_WebDriver/reports/Medical_History_Test_Report.docx
+++ b/Selenium_WebDriver/reports/Medical_History_Test_Report.docx
@@ -28,7 +28,7 @@
           <w:color w:val="000000"/>
           <w:sz w:val="26"/>
         </w:rPr>
-        <w:t>Thời gian tạo báo cáo: 06/09/2026 19:42:39</w:t>
+        <w:t>Thời gian tạo báo cáo: 07/09/2026 19:12:20</w:t>
       </w:r>
     </w:p>
     <w:p/>
@@ -410,7 +410,7 @@
                 <w:color w:val="000000"/>
                 <w:sz w:val="26"/>
               </w:rPr>
-              <w:t>06/09/2026 19:26:41</w:t>
+              <w:t>07/09/2026 19:04:46</w:t>
             </w:r>
           </w:p>
         </w:tc>
@@ -425,7 +425,7 @@
                 <w:color w:val="000000"/>
                 <w:sz w:val="26"/>
               </w:rPr>
-              <w:t>19.60</w:t>
+              <w:t>11.14</w:t>
             </w:r>
           </w:p>
         </w:tc>
@@ -500,7 +500,7 @@
                 <w:color w:val="000000"/>
                 <w:sz w:val="26"/>
               </w:rPr>
-              <w:t>06/09/2026 19:27:09</w:t>
+              <w:t>07/09/2026 19:05:03</w:t>
             </w:r>
           </w:p>
         </w:tc>
@@ -515,7 +515,7 @@
                 <w:color w:val="000000"/>
                 <w:sz w:val="26"/>
               </w:rPr>
-              <w:t>23.97</w:t>
+              <w:t>13.68</w:t>
             </w:r>
           </w:p>
         </w:tc>
@@ -590,7 +590,7 @@
                 <w:color w:val="000000"/>
                 <w:sz w:val="26"/>
               </w:rPr>
-              <w:t>06/09/2026 19:27:39</w:t>
+              <w:t>07/09/2026 19:05:22</w:t>
             </w:r>
           </w:p>
         </w:tc>
@@ -605,7 +605,7 @@
                 <w:color w:val="000000"/>
                 <w:sz w:val="26"/>
               </w:rPr>
-              <w:t>27.56</w:t>
+              <w:t>15.13</w:t>
             </w:r>
           </w:p>
         </w:tc>
@@ -680,7 +680,7 @@
                 <w:color w:val="000000"/>
                 <w:sz w:val="26"/>
               </w:rPr>
-              <w:t>06/09/2026 19:27:49</w:t>
+              <w:t>07/09/2026 19:05:31</w:t>
             </w:r>
           </w:p>
         </w:tc>
@@ -770,7 +770,7 @@
                 <w:color w:val="000000"/>
                 <w:sz w:val="26"/>
               </w:rPr>
-              <w:t>06/09/2026 19:27:59</w:t>
+              <w:t>07/09/2026 19:05:41</w:t>
             </w:r>
           </w:p>
         </w:tc>
@@ -785,7 +785,7 @@
                 <w:color w:val="000000"/>
                 <w:sz w:val="26"/>
               </w:rPr>
-              <w:t>7.27</w:t>
+              <w:t>6.79</w:t>
             </w:r>
           </w:p>
         </w:tc>
@@ -860,7 +860,7 @@
                 <w:color w:val="000000"/>
                 <w:sz w:val="26"/>
               </w:rPr>
-              <w:t>06/09/2026 19:28:22</w:t>
+              <w:t>07/09/2026 19:06:02</w:t>
             </w:r>
           </w:p>
         </w:tc>
@@ -875,7 +875,7 @@
                 <w:color w:val="000000"/>
                 <w:sz w:val="26"/>
               </w:rPr>
-              <w:t>19.49</w:t>
+              <w:t>17.50</w:t>
             </w:r>
           </w:p>
         </w:tc>
@@ -1086,7 +1086,7 @@
                 <w:color w:val="000000"/>
                 <w:sz w:val="26"/>
               </w:rPr>
-              <w:t>06/09/2026 19:26:25</w:t>
+              <w:t>07/09/2026 19:04:38</w:t>
             </w:r>
           </w:p>
         </w:tc>
@@ -1177,7 +1177,7 @@
                 <w:color w:val="000000"/>
                 <w:sz w:val="26"/>
               </w:rPr>
-              <w:t>06/09/2026 19:26:38</w:t>
+              <w:t>07/09/2026 19:04:43</w:t>
             </w:r>
           </w:p>
         </w:tc>
@@ -1207,7 +1207,7 @@
                 <w:color w:val="000000"/>
                 <w:sz w:val="26"/>
               </w:rPr>
-              <w:t>Appointment ID: 485 | Status: pending</w:t>
+              <w:t>Appointment ID: 652 | Status: pending</w:t>
             </w:r>
           </w:p>
         </w:tc>
@@ -1269,7 +1269,7 @@
                 <w:color w:val="000000"/>
                 <w:sz w:val="26"/>
               </w:rPr>
-              <w:t>06/09/2026 19:26:38</w:t>
+              <w:t>07/09/2026 19:04:43</w:t>
             </w:r>
           </w:p>
         </w:tc>
@@ -1360,7 +1360,7 @@
                 <w:color w:val="000000"/>
                 <w:sz w:val="26"/>
               </w:rPr>
-              <w:t>06/09/2026 19:26:41</w:t>
+              <w:t>07/09/2026 19:04:46</w:t>
             </w:r>
           </w:p>
         </w:tc>
@@ -1390,7 +1390,7 @@
                 <w:color w:val="000000"/>
                 <w:sz w:val="26"/>
               </w:rPr>
-              <w:t>Medical Record trước: 116 | Medical Record sau: 116</w:t>
+              <w:t>Medical Record trước: 149 | Medical Record sau: 149</w:t>
             </w:r>
           </w:p>
         </w:tc>
@@ -1452,7 +1452,7 @@
                 <w:color w:val="000000"/>
                 <w:sz w:val="26"/>
               </w:rPr>
-              <w:t>06/09/2026 19:26:48</w:t>
+              <w:t>07/09/2026 19:04:53</w:t>
             </w:r>
           </w:p>
         </w:tc>
@@ -1543,7 +1543,7 @@
                 <w:color w:val="000000"/>
                 <w:sz w:val="26"/>
               </w:rPr>
-              <w:t>06/09/2026 19:27:00</w:t>
+              <w:t>07/09/2026 19:04:57</w:t>
             </w:r>
           </w:p>
         </w:tc>
@@ -1573,7 +1573,7 @@
                 <w:color w:val="000000"/>
                 <w:sz w:val="26"/>
               </w:rPr>
-              <w:t>Appointment ID: 486 | Status: pending</w:t>
+              <w:t>Appointment ID: 653 | Status: pending</w:t>
             </w:r>
           </w:p>
         </w:tc>
@@ -1635,7 +1635,7 @@
                 <w:color w:val="000000"/>
                 <w:sz w:val="26"/>
               </w:rPr>
-              <w:t>06/09/2026 19:27:02</w:t>
+              <w:t>07/09/2026 19:04:58</w:t>
             </w:r>
           </w:p>
         </w:tc>
@@ -1726,7 +1726,7 @@
                 <w:color w:val="000000"/>
                 <w:sz w:val="26"/>
               </w:rPr>
-              <w:t>06/09/2026 19:27:03</w:t>
+              <w:t>07/09/2026 19:04:58</w:t>
             </w:r>
           </w:p>
         </w:tc>
@@ -1756,7 +1756,7 @@
                 <w:color w:val="000000"/>
                 <w:sz w:val="26"/>
               </w:rPr>
-              <w:t>Appointment ID: 486 | Status: Đã xác nhận</w:t>
+              <w:t>Appointment ID: 653 | Status: Đã xác nhận</w:t>
             </w:r>
           </w:p>
         </w:tc>
@@ -1818,7 +1818,7 @@
                 <w:color w:val="000000"/>
                 <w:sz w:val="26"/>
               </w:rPr>
-              <w:t>06/09/2026 19:27:05</w:t>
+              <w:t>07/09/2026 19:04:59</w:t>
             </w:r>
           </w:p>
         </w:tc>
@@ -1909,7 +1909,7 @@
                 <w:color w:val="000000"/>
                 <w:sz w:val="26"/>
               </w:rPr>
-              <w:t>06/09/2026 19:27:05</w:t>
+              <w:t>07/09/2026 19:04:59</w:t>
             </w:r>
           </w:p>
         </w:tc>
@@ -2000,7 +2000,7 @@
                 <w:color w:val="000000"/>
                 <w:sz w:val="26"/>
               </w:rPr>
-              <w:t>06/09/2026 19:27:08</w:t>
+              <w:t>07/09/2026 19:05:03</w:t>
             </w:r>
           </w:p>
         </w:tc>
@@ -2030,7 +2030,7 @@
                 <w:color w:val="000000"/>
                 <w:sz w:val="26"/>
               </w:rPr>
-              <w:t>Medical Record trước: 116 | Medical Record sau: 116</w:t>
+              <w:t>Medical Record trước: 149 | Medical Record sau: 149</w:t>
             </w:r>
           </w:p>
         </w:tc>
@@ -2092,7 +2092,7 @@
                 <w:color w:val="000000"/>
                 <w:sz w:val="26"/>
               </w:rPr>
-              <w:t>06/09/2026 19:27:15</w:t>
+              <w:t>07/09/2026 19:05:10</w:t>
             </w:r>
           </w:p>
         </w:tc>
@@ -2183,7 +2183,7 @@
                 <w:color w:val="000000"/>
                 <w:sz w:val="26"/>
               </w:rPr>
-              <w:t>06/09/2026 19:27:28</w:t>
+              <w:t>07/09/2026 19:05:14</w:t>
             </w:r>
           </w:p>
         </w:tc>
@@ -2213,7 +2213,7 @@
                 <w:color w:val="000000"/>
                 <w:sz w:val="26"/>
               </w:rPr>
-              <w:t>Appointment ID: 487 | Status: pending</w:t>
+              <w:t>Appointment ID: 654 | Status: pending</w:t>
             </w:r>
           </w:p>
         </w:tc>
@@ -2275,7 +2275,7 @@
                 <w:color w:val="000000"/>
                 <w:sz w:val="26"/>
               </w:rPr>
-              <w:t>06/09/2026 19:27:29</w:t>
+              <w:t>07/09/2026 19:05:14</w:t>
             </w:r>
           </w:p>
         </w:tc>
@@ -2366,7 +2366,7 @@
                 <w:color w:val="000000"/>
                 <w:sz w:val="26"/>
               </w:rPr>
-              <w:t>06/09/2026 19:27:31</w:t>
+              <w:t>07/09/2026 19:05:15</w:t>
             </w:r>
           </w:p>
         </w:tc>
@@ -2396,7 +2396,7 @@
                 <w:color w:val="000000"/>
                 <w:sz w:val="26"/>
               </w:rPr>
-              <w:t>Appointment ID: 487 | Status: Đã xác nhận</w:t>
+              <w:t>Appointment ID: 654 | Status: Đã xác nhận</w:t>
             </w:r>
           </w:p>
         </w:tc>
@@ -2458,7 +2458,7 @@
                 <w:color w:val="000000"/>
                 <w:sz w:val="26"/>
               </w:rPr>
-              <w:t>06/09/2026 19:27:33</w:t>
+              <w:t>07/09/2026 19:05:16</w:t>
             </w:r>
           </w:p>
         </w:tc>
@@ -2549,7 +2549,7 @@
                 <w:color w:val="000000"/>
                 <w:sz w:val="26"/>
               </w:rPr>
-              <w:t>06/09/2026 19:27:33</w:t>
+              <w:t>07/09/2026 19:05:17</w:t>
             </w:r>
           </w:p>
         </w:tc>
@@ -2579,7 +2579,7 @@
                 <w:color w:val="000000"/>
                 <w:sz w:val="26"/>
               </w:rPr>
-              <w:t>Appointment ID: 487</w:t>
+              <w:t>Appointment ID: 654</w:t>
             </w:r>
           </w:p>
         </w:tc>
@@ -2641,7 +2641,7 @@
                 <w:color w:val="000000"/>
                 <w:sz w:val="26"/>
               </w:rPr>
-              <w:t>06/09/2026 19:27:34</w:t>
+              <w:t>07/09/2026 19:05:17</w:t>
             </w:r>
           </w:p>
         </w:tc>
@@ -2733,7 +2733,7 @@
                 <w:color w:val="000000"/>
                 <w:sz w:val="26"/>
               </w:rPr>
-              <w:t>06/09/2026 19:27:36</w:t>
+              <w:t>07/09/2026 19:05:18</w:t>
             </w:r>
           </w:p>
         </w:tc>
@@ -2824,7 +2824,7 @@
                 <w:color w:val="000000"/>
                 <w:sz w:val="26"/>
               </w:rPr>
-              <w:t>06/09/2026 19:27:36</w:t>
+              <w:t>07/09/2026 19:05:18</w:t>
             </w:r>
           </w:p>
         </w:tc>
@@ -2915,7 +2915,7 @@
                 <w:color w:val="000000"/>
                 <w:sz w:val="26"/>
               </w:rPr>
-              <w:t>06/09/2026 19:27:39</w:t>
+              <w:t>07/09/2026 19:05:22</w:t>
             </w:r>
           </w:p>
         </w:tc>
@@ -2945,7 +2945,7 @@
                 <w:color w:val="000000"/>
                 <w:sz w:val="26"/>
               </w:rPr>
-              <w:t>Medical Record mới: 182 | Trước: 116 | Sau: 117</w:t>
+              <w:t>Medical Record mới: 232 | Trước: 149 | Sau: 150</w:t>
             </w:r>
           </w:p>
         </w:tc>
@@ -3007,7 +3007,7 @@
                 <w:color w:val="000000"/>
                 <w:sz w:val="26"/>
               </w:rPr>
-              <w:t>06/09/2026 19:27:46</w:t>
+              <w:t>07/09/2026 19:05:28</w:t>
             </w:r>
           </w:p>
         </w:tc>
@@ -3098,7 +3098,7 @@
                 <w:color w:val="000000"/>
                 <w:sz w:val="26"/>
               </w:rPr>
-              <w:t>06/09/2026 19:27:46</w:t>
+              <w:t>07/09/2026 19:05:28</w:t>
             </w:r>
           </w:p>
         </w:tc>
@@ -3189,7 +3189,7 @@
                 <w:color w:val="000000"/>
                 <w:sz w:val="26"/>
               </w:rPr>
-              <w:t>06/09/2026 19:27:48</w:t>
+              <w:t>07/09/2026 19:05:31</w:t>
             </w:r>
           </w:p>
         </w:tc>
@@ -3219,7 +3219,7 @@
                 <w:color w:val="000000"/>
                 <w:sz w:val="26"/>
               </w:rPr>
-              <w:t>Medical Record ID: 182</w:t>
+              <w:t>Medical Record ID: 232</w:t>
             </w:r>
           </w:p>
         </w:tc>
@@ -3281,7 +3281,7 @@
                 <w:color w:val="000000"/>
                 <w:sz w:val="26"/>
               </w:rPr>
-              <w:t>06/09/2026 19:27:48</w:t>
+              <w:t>07/09/2026 19:05:31</w:t>
             </w:r>
           </w:p>
         </w:tc>
@@ -3311,7 +3311,7 @@
                 <w:color w:val="000000"/>
                 <w:sz w:val="26"/>
               </w:rPr>
-              <w:t>Medical Record ID: 182</w:t>
+              <w:t>Medical Record ID: 232</w:t>
             </w:r>
           </w:p>
         </w:tc>
@@ -3373,7 +3373,7 @@
                 <w:color w:val="000000"/>
                 <w:sz w:val="26"/>
               </w:rPr>
-              <w:t>06/09/2026 19:27:49</w:t>
+              <w:t>07/09/2026 19:05:31</w:t>
             </w:r>
           </w:p>
         </w:tc>
@@ -3403,7 +3403,7 @@
                 <w:color w:val="000000"/>
                 <w:sz w:val="26"/>
               </w:rPr>
-              <w:t>Record ID: 182 | Doctor: Tran Binh</w:t>
+              <w:t>Record ID: 232 | Doctor: Tran Binh</w:t>
             </w:r>
           </w:p>
         </w:tc>
@@ -3465,7 +3465,7 @@
                 <w:color w:val="000000"/>
                 <w:sz w:val="26"/>
               </w:rPr>
-              <w:t>06/09/2026 19:27:55</w:t>
+              <w:t>07/09/2026 19:05:38</w:t>
             </w:r>
           </w:p>
         </w:tc>
@@ -3556,7 +3556,7 @@
                 <w:color w:val="000000"/>
                 <w:sz w:val="26"/>
               </w:rPr>
-              <w:t>06/09/2026 19:27:57</w:t>
+              <w:t>07/09/2026 19:05:40</w:t>
             </w:r>
           </w:p>
         </w:tc>
@@ -3586,7 +3586,7 @@
                 <w:color w:val="000000"/>
                 <w:sz w:val="26"/>
               </w:rPr>
-              <w:t>Số Medical Record: 117</w:t>
+              <w:t>Số Medical Record: 150</w:t>
             </w:r>
           </w:p>
         </w:tc>
@@ -3648,7 +3648,7 @@
                 <w:color w:val="000000"/>
                 <w:sz w:val="26"/>
               </w:rPr>
-              <w:t>06/09/2026 19:27:58</w:t>
+              <w:t>07/09/2026 19:05:40</w:t>
             </w:r>
           </w:p>
         </w:tc>
@@ -3739,7 +3739,7 @@
                 <w:color w:val="000000"/>
                 <w:sz w:val="26"/>
               </w:rPr>
-              <w:t>06/09/2026 19:27:59</w:t>
+              <w:t>07/09/2026 19:05:41</w:t>
             </w:r>
           </w:p>
         </w:tc>
@@ -3830,7 +3830,7 @@
                 <w:color w:val="000000"/>
                 <w:sz w:val="26"/>
               </w:rPr>
-              <w:t>06/09/2026 19:27:59</w:t>
+              <w:t>07/09/2026 19:05:41</w:t>
             </w:r>
           </w:p>
         </w:tc>
@@ -3922,7 +3922,7 @@
                 <w:color w:val="000000"/>
                 <w:sz w:val="26"/>
               </w:rPr>
-              <w:t>06/09/2026 19:27:59</w:t>
+              <w:t>07/09/2026 19:05:41</w:t>
             </w:r>
           </w:p>
         </w:tc>
@@ -3952,7 +3952,7 @@
                 <w:color w:val="000000"/>
                 <w:sz w:val="26"/>
               </w:rPr>
-              <w:t>Patient A: 117 record | Patient B: 4 record</w:t>
+              <w:t>Patient A: 150 record | Patient B: 4 record</w:t>
             </w:r>
           </w:p>
         </w:tc>
@@ -4014,7 +4014,7 @@
                 <w:color w:val="000000"/>
                 <w:sz w:val="26"/>
               </w:rPr>
-              <w:t>06/09/2026 19:28:06</w:t>
+              <w:t>07/09/2026 19:05:48</w:t>
             </w:r>
           </w:p>
         </w:tc>
@@ -4105,7 +4105,7 @@
                 <w:color w:val="000000"/>
                 <w:sz w:val="26"/>
               </w:rPr>
-              <w:t>06/09/2026 19:28:09</w:t>
+              <w:t>07/09/2026 19:05:52</w:t>
             </w:r>
           </w:p>
         </w:tc>
@@ -4197,7 +4197,7 @@
                 <w:color w:val="000000"/>
                 <w:sz w:val="26"/>
               </w:rPr>
-              <w:t>06/09/2026 19:28:11</w:t>
+              <w:t>07/09/2026 19:05:53</w:t>
             </w:r>
           </w:p>
         </w:tc>
@@ -4288,7 +4288,7 @@
                 <w:color w:val="000000"/>
                 <w:sz w:val="26"/>
               </w:rPr>
-              <w:t>06/09/2026 19:28:12</w:t>
+              <w:t>07/09/2026 19:05:53</w:t>
             </w:r>
           </w:p>
         </w:tc>
@@ -4380,7 +4380,7 @@
                 <w:color w:val="000000"/>
                 <w:sz w:val="26"/>
               </w:rPr>
-              <w:t>06/09/2026 19:28:16</w:t>
+              <w:t>07/09/2026 19:05:57</w:t>
             </w:r>
           </w:p>
         </w:tc>
@@ -4410,7 +4410,7 @@
                 <w:color w:val="000000"/>
                 <w:sz w:val="26"/>
               </w:rPr>
-              <w:t>Diagnosis: Chẩn đoán cập nhật TC-MEDICALHISTORY-006 1788697692 | Treatment: Hướng điều trị cập nhật TC-MEDICALHISTORY-006 1788697692</w:t>
+              <w:t>Diagnosis: Chẩn đoán cập nhật TC-MEDICALHISTORY-006 1788782753 | Treatment: Hướng điều trị cập nhật TC-MEDICALHISTORY-006 1788782753</w:t>
             </w:r>
           </w:p>
         </w:tc>
@@ -4472,7 +4472,7 @@
                 <w:color w:val="000000"/>
                 <w:sz w:val="26"/>
               </w:rPr>
-              <w:t>06/09/2026 19:28:18</w:t>
+              <w:t>07/09/2026 19:05:58</w:t>
             </w:r>
           </w:p>
         </w:tc>
@@ -4563,7 +4563,7 @@
                 <w:color w:val="000000"/>
                 <w:sz w:val="26"/>
               </w:rPr>
-              <w:t>06/09/2026 19:28:18</w:t>
+              <w:t>07/09/2026 19:05:58</w:t>
             </w:r>
           </w:p>
         </w:tc>
@@ -4654,7 +4654,7 @@
                 <w:color w:val="000000"/>
                 <w:sz w:val="26"/>
               </w:rPr>
-              <w:t>06/09/2026 19:28:22</w:t>
+              <w:t>07/09/2026 19:06:02</w:t>
             </w:r>
           </w:p>
         </w:tc>
@@ -4684,7 +4684,7 @@
                 <w:color w:val="000000"/>
                 <w:sz w:val="26"/>
               </w:rPr>
-              <w:t>Record ID giữ nguyên: 147 | Tổng record: 117</w:t>
+              <w:t>Record ID giữ nguyên: 147 | Tổng record: 150</w:t>
             </w:r>
           </w:p>
         </w:tc>
